--- a/Szakdolgozat - Tusnádi Bálint.docx
+++ b/Szakdolgozat - Tusnádi Bálint.docx
@@ -293,11 +293,7 @@
       </w:pPr>
       <w:r>
         <w:rPr/>
-        <w:t xml:space="preserve">Készítette: </w:t>
-      </w:r>
-      <w:r>
-        <w:rPr/>
-        <w:t>TUSNÁDI BÁLINT (K3Z7XE)</w:t>
+        <w:t>Készítette: TUSNÁDI BÁLINT (K3Z7XE)</w:t>
       </w:r>
     </w:p>
     <w:p>
@@ -788,19 +784,7 @@
       </w:pPr>
       <w:r>
         <w:rPr/>
-        <w:t>A szakdolgozat kliens-szerver architechtúrára épül. Állni fog egy szerver (backend) oldalból, mely a kiszolgáló szerver számítógépen fog lefutni és egy klien</w:t>
-      </w:r>
-      <w:r>
-        <w:rPr/>
-        <w:t>s</w:t>
-      </w:r>
-      <w:r>
-        <w:rPr/>
-        <w:t xml:space="preserve"> (frontend) oldalból mely az ügyfél számítógépén fut le. Továbbá állni fog egy adatbázisból, amely természetesen a szerver oldalon </w:t>
-      </w:r>
-      <w:r>
-        <w:rPr/>
-        <w:t>helyezkedik majd el.</w:t>
+        <w:t>A szakdolgozat kliens-szerver architechtúrára épül. Állni fog egy szerver (backend) oldalból, mely a kiszolgáló szerver számítógépen fog lefutni és egy kliens (frontend) oldalból mely az ügyfél számítógépén fut le. Továbbá állni fog egy adatbázisból, amely természetesen a szerver oldalon helyezkedik majd el.</w:t>
       </w:r>
     </w:p>
     <w:p>
@@ -848,135 +832,71 @@
       </w:pPr>
       <w:r>
         <w:rPr/>
-        <w:t xml:space="preserve">A szoftver elengedhetetlen része egy webapi fejlesztése, melyet Spring boot-ban tervezek megalkotni. A Spring Boot egy modern, Java nyelven alapuló keretrendszer, amely leegyszerűsíti a projekt backend fejlesztését számos moduljának köszönhetően. Emellett biztonsága is kiváló, és a Java nyelv természetéből fakadóan a kód egyszeri megírása után bármilyen platformon futtatható. A ezen döntésemet hosszas mérlegelés után hoztam meg. Figyelembe vettem a keretrendszer népszerűségét és </w:t>
-      </w:r>
-      <w:r>
-        <w:rPr/>
-        <w:t xml:space="preserve">egyszerűségét is. Habár ez a kettő kéz a kézben jár, ugyanis nem lenne a világon az egyik legnépszerűbb keretrendszere, ha nem lenne viszonylag könnyű használni. </w:t>
-      </w:r>
-    </w:p>
-    <w:p>
-      <w:pPr>
-        <w:pStyle w:val="Normal"/>
-        <w:widowControl/>
-        <w:suppressAutoHyphens w:val="true"/>
-        <w:bidi w:val="0"/>
-        <w:spacing w:lineRule="auto" w:line="259" w:before="0" w:after="160"/>
-        <w:ind w:hanging="0" w:start="0" w:end="0"/>
-        <w:jc w:val="start"/>
-        <w:rPr/>
-      </w:pPr>
-      <w:r>
-        <w:rPr/>
-        <w:t xml:space="preserve">Továbbá figyelembe vettem a teljesítményt is amely a mai hardverek esetén is fontos növekvő projektek esetén. </w:t>
-      </w:r>
-      <w:r>
-        <w:rPr/>
-        <w:t xml:space="preserve">Ez a statisztika a 2024 leghasználtabb keretrendszereit mutatja meg, melyet a statista.com weboldalán lehet megtalálni. Ez a statisztika a laikus ember számára megtévesztő lehet, ugyanis a Spring Boot csak 12,9%-on áll. Ez a statisztika MINDEN webes keretrendszert </w:t>
-      </w:r>
-      <w:r>
-        <w:rPr/>
-        <w:t>bele számít</w:t>
-      </w:r>
-      <w:r>
-        <w:rPr/>
-        <w:t xml:space="preserve">, nem csak a szerveroldalit. A React, jQuery, Next.js, Angular, Vue.js mind leginkább vagy kifejezetten csak kliens oldali keretrendszer. </w:t>
-      </w:r>
-      <w:r>
-        <w:rPr/>
-        <w:t xml:space="preserve">És ezek után marad a Node.js, Express, ASP.NET CORE, ASP.NET, Flask és a Spring Boot. A Node.js egy JavaScript futtató környezet, azaz képes lefuttatni JavaScript kódot böngésző nélkül akár szerver oldalon. Ez lehetővé tette rengeteg JavaScript-ben írt szerveroldali webes keretrendszer létrejöttét, példálul az Express-t. </w:t>
-      </w:r>
-      <w:r>
-        <w:rPr/>
-        <w:t xml:space="preserve">Az Express vagy Express.js vagy Node.js Express egy szerver oldali Webes keretrendszer melynek a programozási nyelve a JavaScipt és igen egyszerű használni. </w:t>
-      </w:r>
-      <w:r>
-        <w:rPr/>
-        <w:t xml:space="preserve">Az Express egy valóban jó választás lehetett volna a Spring Boot helyett is. Azonban személyes tapasztalatom alapján úgy éreztem, hogy a szoftverfejlesztő cégeket sokkal inább érdekli a Spring Boot mintsem Node.js Express. Továbbá a medium.com kísérletei szerint a Node.js Express 3-szor lassabb, mint a Spring Boot. Ezen kívül még azt is megemlítik, hogy a Spring Boot több processzort és memóriát használ, ami arra enged következtetni engem, hogy sokkal jobban kihasználja a számítógépet, mint a Node.js Express. </w:t>
-      </w:r>
-      <w:r>
-        <w:rPr/>
-        <w:t xml:space="preserve">Az ASP.NET egy .NET szerver oldali keretrendszer, melyet a Microsoft fejlesztett. A programozási nyelve a C#. A Flask meg egy szerver oldali Python keretrendszer. Ezekkel a keretrendszerekkel nincs tapasztalatom, ezért sem válaszottam ezeket. </w:t>
-      </w:r>
-      <w:r>
-        <w:rPr/>
-        <w:t xml:space="preserve">Továbbá érdemes megemlíteni a PHP-t és ehhez kapcsolódó keretrendszereket, mint pédálul a Laravel. 20 évvel ezelőtt talán a PHP volt a legnépszerűbb szerver oldali webes technológia és még mai napig is gyakran használják már létező webes szoftverek karban tartására. Azonban már elavultá vált a alacsony hatékonysága és szintaxisa miatt. Még kismillió választás van mint példálul a Rust nyelven íródott keretrendszerek. A Rust egy programozási nyelv mely a legtöbb modern programozási nyelvvel ellentétben nem használ úgynevezett „Garbage collector”-t, mely memória tisztítására szolgál a memória szivárgás elkerülése érdekében. A Rust egy igen forradalmi módszert használ egy úgynevezett „system of ownership” módszert a memória szivárgás elkerüléséhez. Ez a módszer azt takarja, hogy különböző szabályok alapján a fordító program megbizonyosodik, hogy ki az adott memóriarész tulajdonosa. Így nem kell futási időben egy „Garbage collector”-nak futnia így felgyorsul a rendszer. </w:t>
-      </w:r>
-      <w:r>
-        <w:rPr/>
-        <w:t>Ez miatt a fejlesztők körében a legimádottabb programozási nyelvvé vált a Stackoverflow kérdőív alapján.</w:t>
-      </w:r>
-    </w:p>
-    <w:p>
-      <w:pPr>
-        <w:pStyle w:val="Normal"/>
-        <w:widowControl/>
-        <w:suppressAutoHyphens w:val="true"/>
-        <w:bidi w:val="0"/>
-        <w:spacing w:lineRule="auto" w:line="259" w:before="0" w:after="160"/>
-        <w:ind w:hanging="0" w:start="0" w:end="0"/>
-        <w:jc w:val="start"/>
-        <w:rPr/>
-      </w:pPr>
-      <w:r>
-        <w:rPr/>
-        <w:t xml:space="preserve">A projekt egy másik aspektusa a kliens (frontend) oldal. Ezt le lehetne akár fejleszteni egy alap HTML-ben is azonban a feljebb említett indokok miatt érdemesebb erre is egy </w:t>
-      </w:r>
-      <w:r>
-        <w:rPr/>
-        <w:t>könyvtárat</w:t>
-      </w:r>
-      <w:r>
-        <w:rPr/>
-        <w:t xml:space="preserve"> választani. A React-et választottam, mivel ez az egyik legnépszerűbb és a komponens alapú architechtúrája miatt az adott komponensek könnyen újra felhasználhatóak lesznek. </w:t>
-      </w:r>
-      <w:r>
-        <w:rPr/>
-        <w:t>Emellett még sok más előnye van mint példálul, hogy széleskörűen lehet használni és igen könnyű reszponzív dizájnt csinálni.</w:t>
-      </w:r>
-    </w:p>
-    <w:p>
-      <w:pPr>
-        <w:pStyle w:val="Normal"/>
-        <w:widowControl/>
-        <w:suppressAutoHyphens w:val="true"/>
-        <w:bidi w:val="0"/>
-        <w:spacing w:lineRule="auto" w:line="259" w:before="0" w:after="160"/>
-        <w:ind w:hanging="0" w:start="0" w:end="0"/>
-        <w:jc w:val="start"/>
-        <w:rPr/>
-      </w:pPr>
-      <w:r>
-        <w:rPr/>
-        <w:t xml:space="preserve">Azonban </w:t>
-      </w:r>
-      <w:r>
-        <w:rPr/>
-        <w:t xml:space="preserve">a Spring Boot közvetlen nincs a React integrálva. Ez azt jelenti, hogy külön kell létrehoznunk egy Spring Boot és egy React projektet. Mindkettő lényegében egy-egy önnálló szerverként működne. A React szolgálná ki az UI-t és kérné le a létező adatokat vagy küldené el az új adatokat a Spring Boot REST API-nak. </w:t>
-      </w:r>
-      <w:r>
-        <w:rPr/>
-        <w:t>A szerveroldal azonosítaná a felhasználó jogosultságát, feldolgozná a kérést és elmentetné az adatot egy fájlrendszerbe vagy adatbázisba.</w:t>
-      </w:r>
-    </w:p>
-    <w:p>
-      <w:pPr>
-        <w:pStyle w:val="Normal"/>
-        <w:widowControl/>
-        <w:suppressAutoHyphens w:val="true"/>
-        <w:bidi w:val="0"/>
-        <w:spacing w:lineRule="auto" w:line="259" w:before="0" w:after="160"/>
-        <w:ind w:hanging="0" w:start="0" w:end="0"/>
-        <w:jc w:val="start"/>
-        <w:rPr/>
-      </w:pPr>
-      <w:r>
-        <w:rPr/>
-        <w:t xml:space="preserve">Az adatbázist megemlítve, érdemes elgondolkozni az adatok tárolásának módszeréről. Ehhez át kell tekinteni, mit is tervezünk eltárolni. Mivel a szakdolgozat egy videómegosztó platform készítéséről szól, ezért nyilvánvalóan el kell tárolnunk videókat, melyek akár egyenként gigabájtos nagyságot is elérhetik. Másrészt el tervezünk tárolni felhasználó adatokat is mint pédálul felhasználónév, jelszó, email stb. amelyek minössze néhány bájtos mennyiségű adatok egyenként. </w:t>
-      </w:r>
-      <w:r>
-        <w:rPr/>
-        <w:t xml:space="preserve">Ezekhez a bájtos nagyságú adatokat érdemes eltárolni egy SQL adatbázisba az egyszerű és gyors és egyszerű CRUD (Create, Read, Update, Delete) operációk miatt. </w:t>
+        <w:t xml:space="preserve">A szoftver elengedhetetlen része egy webapi fejlesztése, melyet Spring boot-ban tervezek megalkotni. A Spring Boot egy modern, Java nyelven alapuló keretrendszer, amely leegyszerűsíti a projekt backend fejlesztését számos moduljának köszönhetően. Emellett biztonsága is kiváló, és a Java nyelv természetéből fakadóan a kód egyszeri megírása után bármilyen platformon futtatható. A ezen döntésemet hosszas mérlegelés után hoztam meg. Figyelembe vettem a keretrendszer népszerűségét és egyszerűségét is. Habár ez a kettő kéz a kézben jár, ugyanis nem lenne a világon az egyik legnépszerűbb keretrendszere, ha nem lenne viszonylag könnyű használni. </w:t>
+      </w:r>
+    </w:p>
+    <w:p>
+      <w:pPr>
+        <w:pStyle w:val="Normal"/>
+        <w:widowControl/>
+        <w:suppressAutoHyphens w:val="true"/>
+        <w:bidi w:val="0"/>
+        <w:spacing w:lineRule="auto" w:line="259" w:before="0" w:after="160"/>
+        <w:ind w:hanging="0" w:start="0" w:end="0"/>
+        <w:jc w:val="start"/>
+        <w:rPr/>
+      </w:pPr>
+      <w:r>
+        <w:rPr/>
+        <w:t>Továbbá figyelembe vettem a teljesítményt is amely a mai hardverek esetén is fontos növekvő projektek esetén. Ez a statisztika a 2024 leghasználtabb keretrendszereit mutatja meg, melyet a statista.com weboldalán lehet megtalálni. Ez a statisztika a laikus ember számára megtévesztő lehet, ugyanis a Spring Boot csak 12,9%-on áll. Ez a statisztika MINDEN webes keretrendszert bele számít, nem csak a szerveroldalit. A React, jQuery, Next.js, Angular, Vue.js mind leginkább vagy kifejezetten csak kliens oldali keretrendszer. És ezek után marad a Node.js, Express, ASP.NET CORE, ASP.NET, Flask és a Spring Boot. A Node.js egy JavaScript futtató környezet, azaz képes lefuttatni JavaScript kódot böngésző nélkül akár szerver oldalon. Ez lehetővé tette rengeteg JavaScript-ben írt szerveroldali webes keretrendszer létrejöttét, példálul az Express-t. Az Express vagy Express.js vagy Node.js Express egy szerver oldali Webes keretrendszer melynek a programozási nyelve a JavaScipt és igen egyszerű használni. Az Express egy valóban jó választás lehetett volna a Spring Boot helyett is. Azonban személyes tapasztalatom alapján úgy éreztem, hogy a szoftverfejlesztő cégeket sokkal inább érdekli a Spring Boot mintsem Node.js Express. Továbbá a medium.com kísérletei szerint a Node.js Express 3-szor lassabb, mint a Spring Boot. Ezen kívül még azt is megemlítik, hogy a Spring Boot több processzort és memóriát használ, ami arra enged következtetni engem, hogy sokkal jobban kihasználja a számítógépet, mint a Node.js Express. Az ASP.NET egy .NET szerver oldali keretrendszer, melyet a Microsoft fejlesztett. A programozási nyelve a C#. A Flask meg egy szerver oldali Python keretrendszer. Ezekkel a keretrendszerekkel nincs tapasztalatom, ezért sem válaszottam ezeket. Továbbá érdemes megemlíteni a PHP-t és ehhez kapcsolódó keretrendszereket, mint pédálul a Laravel. 20 évvel ezelőtt talán a PHP volt a legnépszerűbb szerver oldali webes technológia és még mai napig is gyakran használják már létező webes szoftverek karban tartására. Azonban már elavultá vált a alacsony hatékonysága és szintaxisa miatt. Még kismillió választás van mint példálul a Rust nyelven íródott keretrendszerek. A Rust egy programozási nyelv mely a legtöbb modern programozási nyelvvel ellentétben nem használ úgynevezett „Garbage collector”-t, mely memória tisztítására szolgál a memória szivárgás elkerülése érdekében. A Rust egy igen forradalmi módszert használ egy úgynevezett „system of ownership” módszert a memória szivárgás elkerüléséhez. Ez a módszer azt takarja, hogy különböző szabályok alapján a fordító program megbizonyosodik, hogy ki az adott memóriarész tulajdonosa. Így nem kell futási időben egy „Garbage collector”-nak futnia így felgyorsul a rendszer. Ez miatt a fejlesztők körében a legimádottabb programozási nyelvvé vált a Stackoverflow kérdőív alapján.</w:t>
+      </w:r>
+    </w:p>
+    <w:p>
+      <w:pPr>
+        <w:pStyle w:val="Normal"/>
+        <w:widowControl/>
+        <w:suppressAutoHyphens w:val="true"/>
+        <w:bidi w:val="0"/>
+        <w:spacing w:lineRule="auto" w:line="259" w:before="0" w:after="160"/>
+        <w:ind w:hanging="0" w:start="0" w:end="0"/>
+        <w:jc w:val="start"/>
+        <w:rPr/>
+      </w:pPr>
+      <w:r>
+        <w:rPr/>
+        <w:t>A projekt egy másik aspektusa a kliens (frontend) oldal. Ezt le lehetne akár fejleszteni egy alap HTML-ben is azonban a feljebb említett indokok miatt érdemesebb erre is egy könyvtárat választani. A React-et választottam, mivel ez az egyik legnépszerűbb és a komponens alapú architechtúrája miatt az adott komponensek könnyen újra felhasználhatóak lesznek. Emellett még sok más előnye van mint példálul, hogy széleskörűen lehet használni és igen könnyű reszponzív dizájnt csinálni.</w:t>
+      </w:r>
+    </w:p>
+    <w:p>
+      <w:pPr>
+        <w:pStyle w:val="Normal"/>
+        <w:widowControl/>
+        <w:suppressAutoHyphens w:val="true"/>
+        <w:bidi w:val="0"/>
+        <w:spacing w:lineRule="auto" w:line="259" w:before="0" w:after="160"/>
+        <w:ind w:hanging="0" w:start="0" w:end="0"/>
+        <w:jc w:val="start"/>
+        <w:rPr/>
+      </w:pPr>
+      <w:r>
+        <w:rPr/>
+        <w:t>Azonban a Spring Boot közvetlen nincs a React integrálva. Ez azt jelenti, hogy külön kell létrehoznunk egy Spring Boot és egy React projektet. Mindkettő lényegében egy-egy önnálló szerverként működne. A React szolgálná ki az UI-t és kérné le a létező adatokat vagy küldené el az új adatokat a Spring Boot REST API-nak. A szerveroldal azonosítaná a felhasználó jogosultságát, feldolgozná a kérést és elmentetné az adatot egy fájlrendszerbe vagy adatbázisba.</w:t>
+      </w:r>
+    </w:p>
+    <w:p>
+      <w:pPr>
+        <w:pStyle w:val="Normal"/>
+        <w:widowControl/>
+        <w:suppressAutoHyphens w:val="true"/>
+        <w:bidi w:val="0"/>
+        <w:spacing w:lineRule="auto" w:line="259" w:before="0" w:after="160"/>
+        <w:ind w:hanging="0" w:start="0" w:end="0"/>
+        <w:jc w:val="start"/>
+        <w:rPr/>
+      </w:pPr>
+      <w:r>
+        <w:rPr/>
+        <w:t xml:space="preserve">Az adatbázist megemlítve, érdemes elgondolkozni az adatok tárolásának módszeréről. Ehhez át kell tekinteni, mit is tervezünk eltárolni. Mivel a szakdolgozat egy videómegosztó platform készítéséről szól, ezért nyilvánvalóan el kell tárolnunk videókat, melyek akár egyenként gigabájtos nagyságot is elérhetik. Másrészt el tervezünk tárolni felhasználó adatokat is mint pédálul felhasználónév, jelszó, email stb. amelyek minössze néhány bájtos mennyiségű adatok egyenként. Ezekhez a bájtos nagyságú adatokat érdemes eltárolni egy SQL adatbázisba az egyszerű és gyors és egyszerű CRUD (Create, Read, Update, Delete) operációk miatt. </w:t>
       </w:r>
     </w:p>
     <w:p>
@@ -1008,67 +928,1751 @@
       </w:pPr>
       <w:r>
         <w:rPr/>
-        <w:t xml:space="preserve">Azonban videókat nem érdemes SQL-ben tárolni ugyanis </w:t>
-      </w:r>
-      <w:r>
-        <w:rPr/>
-        <w:t>a műveletek nagy mennyiségű adatokon jelentősen lelassíthatják a query-ket (lekérdezéseket). Ez helyett érdemesebb eltárolni egy fájlrendszerbe és valami egyedi azonosítóval ellátni, melyet már berakhatjuk az SQL adatbázisba.</w:t>
-      </w:r>
-    </w:p>
-    <w:p>
-      <w:pPr>
-        <w:pStyle w:val="Normal"/>
-        <w:widowControl/>
-        <w:suppressAutoHyphens w:val="true"/>
-        <w:bidi w:val="0"/>
-        <w:spacing w:lineRule="auto" w:line="259" w:before="0" w:after="160"/>
-        <w:ind w:hanging="0" w:start="0" w:end="0"/>
-        <w:jc w:val="start"/>
-        <w:rPr/>
-      </w:pPr>
-      <w:r>
-        <w:rPr/>
-        <w:t xml:space="preserve">Rengeteg féle SQL van, én a MariaDB mellett döntöttem. A MariaDB egy </w:t>
-      </w:r>
-      <w:r>
-        <w:rPr/>
-        <w:t xml:space="preserve">nyílt forráskódú </w:t>
-      </w:r>
-      <w:r>
-        <w:rPr/>
-        <w:t xml:space="preserve">SQL-alapú relációsadatbázis-kezelő szerver, egy MySQL-fork. </w:t>
-      </w:r>
-      <w:r>
-        <w:rPr/>
-        <w:t>Gyors, rugalmas és ezzel az SQL adatbázissal van a legtöbb tapasztalatom.</w:t>
-      </w:r>
-    </w:p>
-    <w:p>
-      <w:pPr>
-        <w:pStyle w:val="Normal"/>
-        <w:widowControl/>
-        <w:suppressAutoHyphens w:val="true"/>
-        <w:bidi w:val="0"/>
-        <w:spacing w:lineRule="auto" w:line="259" w:before="0" w:after="160"/>
-        <w:ind w:hanging="0" w:start="0" w:end="0"/>
-        <w:jc w:val="start"/>
-        <w:rPr/>
-      </w:pPr>
-      <w:r>
-        <w:rPr/>
-        <w:t xml:space="preserve">A kliens oldalra visszatérve </w:t>
-      </w:r>
-      <w:r>
-        <w:rPr/>
-        <w:t>érdemes</w:t>
-      </w:r>
-      <w:r>
-        <w:rPr/>
-        <w:t xml:space="preserve"> lesz egy CSS k</w:t>
-      </w:r>
-      <w:r>
-        <w:rPr/>
-        <w:t>eretrendszert is választani. Ezekből is rengeteg választás van de csak kétféle között érdemes választani, Bootstrap és Tailwind. Mindkettő lényegében kész css osztályokat szolgálatat, melyeket hozzárendelhetünk HTML elemekhez. A Bootstrap egyszerűbb és lényegében kész sablonokat szolgáltat. Azonban Tailwind sokkal személyre szabhatóbb, optimalizáltabb és könnyű sima CSS-el kombinálni, egy külön CSS fájlba is írhatunk tailwind osztályokat, melyekkel csökkenthetjük a kód redundanciát és könnyebb a dizájnt egységesíteni. Ezen okok miatt döntöttem a Tailwind mellett, de nem kell a Bootstrap-ről sem lemondani. A fejlesztés eleén érdemes Bootstrap-et használni, hogy könnyen lehessen egy alap webdizájnt létrehozni, hogy jobban látszódjon a projekt összképe, de ahogy nő a projekt érdemes átváltani Tailwind-re.</w:t>
+        <w:t>Azonban videókat nem érdemes SQL-ben tárolni ugyanis a műveletek nagy mennyiségű adatokon jelentősen lelassíthatják a query-ket (lekérdezéseket). Ez helyett érdemesebb eltárolni egy fájlrendszerbe és valami egyedi azonosítóval ellátni, melyet már berakhatjuk az SQL adatbázisba.</w:t>
+      </w:r>
+    </w:p>
+    <w:p>
+      <w:pPr>
+        <w:pStyle w:val="Normal"/>
+        <w:widowControl/>
+        <w:suppressAutoHyphens w:val="true"/>
+        <w:bidi w:val="0"/>
+        <w:spacing w:lineRule="auto" w:line="259" w:before="0" w:after="160"/>
+        <w:ind w:hanging="0" w:start="0" w:end="0"/>
+        <w:jc w:val="start"/>
+        <w:rPr/>
+      </w:pPr>
+      <w:r>
+        <w:rPr/>
+        <w:t>Rengeteg féle SQL van, én a MariaDB mellett döntöttem. A MariaDB egy nyílt forráskódú SQL-alapú relációsadatbázis-kezelő szerver, egy MySQL-fork. Gyors, rugalmas és ezzel az SQL adatbázissal van a legtöbb tapasztalatom.</w:t>
+      </w:r>
+    </w:p>
+    <w:p>
+      <w:pPr>
+        <w:pStyle w:val="Normal"/>
+        <w:widowControl/>
+        <w:suppressAutoHyphens w:val="true"/>
+        <w:bidi w:val="0"/>
+        <w:spacing w:lineRule="auto" w:line="259" w:before="0" w:after="160"/>
+        <w:ind w:hanging="0" w:start="0" w:end="0"/>
+        <w:jc w:val="start"/>
+        <w:rPr/>
+      </w:pPr>
+      <w:r>
+        <w:rPr/>
+        <w:t>A kliens oldalra visszatérve érdemes lesz egy CSS keretrendszert is választani. Ezekből is rengeteg választás van de csak kétféle között érdemes választani, Bootstrap és Tailwind. Mindkettő lényegében kész css osztályokat szolgálatat, melyeket hozzárendelhetünk HTML elemekhez. A Bootstrap egyszerűbb és lényegében kész sablonokat szolgáltat. Azonban Tailwind sokkal személyre szabhatóbb, optimalizáltabb és könnyű sima CSS-el kombinálni, egy külön CSS fájlba is írhatunk tailwind osztályokat, melyekkel csökkenthetjük a kód redundanciát és könnyebb a dizájnt egységesíteni. Ezen okok miatt döntöttem a Tailwind mellett, de nem kell a Bootstrap-ről sem lemondani. A fejlesztés eleén érdemes Bootstrap-et használni, hogy könnyen lehessen egy alap webdizájnt létrehozni, hogy jobban látszódjon a projekt összképe, de ahogy nő a projekt érdemes átváltani Tailwind-re.</w:t>
+      </w:r>
+    </w:p>
+    <w:p>
+      <w:pPr>
+        <w:pStyle w:val="Normal"/>
+        <w:widowControl/>
+        <w:suppressAutoHyphens w:val="true"/>
+        <w:bidi w:val="0"/>
+        <w:spacing w:lineRule="auto" w:line="259" w:before="0" w:after="160"/>
+        <w:ind w:hanging="0" w:start="0" w:end="0"/>
+        <w:jc w:val="start"/>
+        <w:rPr/>
+      </w:pPr>
+      <w:r>
+        <w:rPr/>
+        <w:t>A kód íráshoz természetesen kell egy program. Technikailag elég egy jegyzettömb és egy cmd is de erősen ajánlott egy IDE használata. Az integrált fejlesztői környezetek vagy röviden IDE-k (Integrated Development Environment) alkalmazások, melyek jelentősen megkönnyítik és meggyorsítják a szoftverfejlesztést. Én a Visual Studio Code-ot (továbbiakban: VSCode) fogom használni. Ez az IDE egyszerű, ingyenes, nyílt forráskódú, könnyen személyre szabható és sokkal gyorsabb mint más alternatívák pl. Jetbrains szoftverek.</w:t>
+      </w:r>
+    </w:p>
+    <w:p>
+      <w:pPr>
+        <w:pStyle w:val="Normal"/>
+        <w:widowControl/>
+        <w:suppressAutoHyphens w:val="true"/>
+        <w:bidi w:val="0"/>
+        <w:spacing w:lineRule="auto" w:line="259" w:before="0" w:after="160"/>
+        <w:ind w:hanging="0" w:start="0" w:end="0"/>
+        <w:jc w:val="start"/>
+        <w:rPr/>
+      </w:pPr>
+      <w:r>
+        <w:rPr/>
+        <w:t>Spring Boot projekt telepítése:</w:t>
+      </w:r>
+    </w:p>
+    <w:p>
+      <w:pPr>
+        <w:pStyle w:val="Normal"/>
+        <w:widowControl/>
+        <w:suppressAutoHyphens w:val="true"/>
+        <w:bidi w:val="0"/>
+        <w:spacing w:lineRule="auto" w:line="259" w:before="0" w:after="160"/>
+        <w:ind w:hanging="0" w:start="0" w:end="0"/>
+        <w:jc w:val="start"/>
+        <w:rPr/>
+      </w:pPr>
+      <w:r>
+        <w:rPr/>
+      </w:r>
+    </w:p>
+    <w:p>
+      <w:pPr>
+        <w:pStyle w:val="Normal"/>
+        <w:widowControl/>
+        <w:suppressAutoHyphens w:val="true"/>
+        <w:bidi w:val="0"/>
+        <w:spacing w:lineRule="auto" w:line="259" w:before="0" w:after="160"/>
+        <w:ind w:hanging="0" w:start="0" w:end="0"/>
+        <w:jc w:val="start"/>
+        <w:rPr/>
+      </w:pPr>
+      <w:r>
+        <w:rPr/>
+        <w:t>1. VSCode letöltése:</w:t>
+      </w:r>
+    </w:p>
+    <w:p>
+      <w:pPr>
+        <w:pStyle w:val="Normal"/>
+        <w:widowControl/>
+        <w:suppressAutoHyphens w:val="true"/>
+        <w:bidi w:val="0"/>
+        <w:spacing w:lineRule="auto" w:line="259" w:before="0" w:after="160"/>
+        <w:ind w:hanging="0" w:start="0" w:end="0"/>
+        <w:jc w:val="start"/>
+        <w:rPr/>
+      </w:pPr>
+      <w:r>
+        <w:rPr/>
+        <w:t xml:space="preserve">A code.visualstudio.com oldalán keresztül tölthetjük le, végigmegyünk a szokásos telepítés folyamatán és kész. </w:t>
+      </w:r>
+    </w:p>
+    <w:p>
+      <w:pPr>
+        <w:pStyle w:val="Normal"/>
+        <w:widowControl/>
+        <w:suppressAutoHyphens w:val="true"/>
+        <w:bidi w:val="0"/>
+        <w:spacing w:lineRule="auto" w:line="259" w:before="0" w:after="160"/>
+        <w:ind w:hanging="0" w:start="0" w:end="0"/>
+        <w:jc w:val="start"/>
+        <w:rPr/>
+      </w:pPr>
+      <w:r>
+        <w:rPr/>
+        <w:t>2. Java telepítése:</w:t>
+      </w:r>
+    </w:p>
+    <w:p>
+      <w:pPr>
+        <w:pStyle w:val="Normal"/>
+        <w:widowControl/>
+        <w:suppressAutoHyphens w:val="true"/>
+        <w:bidi w:val="0"/>
+        <w:spacing w:lineRule="auto" w:line="259" w:before="0" w:after="160"/>
+        <w:ind w:hanging="0" w:start="0" w:end="0"/>
+        <w:jc w:val="start"/>
+        <w:rPr/>
+      </w:pPr>
+      <w:r>
+        <w:rPr/>
+        <w:t>A Spring Boot Java nyelven alapul, ezért mielőtt telepíthetjük a Spring Boot-ot, fel kell telepítenünk a Java-t. Pontossabban a JDK-t (Java Development Kit), amely majd lehetővé teszi, hogy lefuttathassuk a Java kódunkat. A JDK-t a www.oracle.com/java/technologies/downloads/ weboldalon találhatjuk meg. Akármelyik verziót letölthetjük, a „Java archive” fülön kereszül régebbi verziókat is letölthetünk. Javasolt a legújabb verziót használni. Én a JDK 23 verziót fogom használni. Windows-ra telepítés esetén másoljuk ki, hogy hova telepítjük és a telepítjük és telepítés után nyissuk meg a környezeti vátozókat, nyissuk meg a rendszer változók alatt a „Path”-et és másoljuk be egy új sorba a kimásolt útvonalat és írjuk a sor végére, hogy „/bin”. Ez azért kell, hogy akárhol elérhessük egy terminálban. Nyissunk meg egy terminált és írjuk be, hogy „java –version”, hogy megbizonyosodjunk, hogy le sikerült tölteni.</w:t>
+      </w:r>
+    </w:p>
+    <w:p>
+      <w:pPr>
+        <w:pStyle w:val="Normal"/>
+        <w:widowControl/>
+        <w:suppressAutoHyphens w:val="true"/>
+        <w:bidi w:val="0"/>
+        <w:spacing w:lineRule="auto" w:line="259" w:before="0" w:after="160"/>
+        <w:ind w:hanging="0" w:start="0" w:end="0"/>
+        <w:jc w:val="start"/>
+        <w:rPr/>
+      </w:pPr>
+      <w:r>
+        <w:rPr/>
+        <w:t>3. Spring Boot telepítése:</w:t>
+      </w:r>
+    </w:p>
+    <w:p>
+      <w:pPr>
+        <w:pStyle w:val="Normal"/>
+        <w:widowControl/>
+        <w:suppressAutoHyphens w:val="true"/>
+        <w:bidi w:val="0"/>
+        <w:spacing w:lineRule="auto" w:line="259" w:before="0" w:after="160"/>
+        <w:ind w:hanging="0" w:start="0" w:end="0"/>
+        <w:jc w:val="start"/>
+        <w:rPr/>
+      </w:pPr>
+      <w:r>
+        <w:rPr/>
+        <w:t xml:space="preserve">Töltsük le a Spring Boot és java bővítményeket VSCode-ban. VSCode-on belül nyomjuk le a CTRL + SHIFT + X gombkombinációt, hogy elnavigáljunk a bővítmények fülre. Itt töltsük le Microsoft és a VMware által készített Spring Boot nevű és a Java nevű Microsoft és Oracle által készített. bővítményeket Következő lépés a projekt létrehozása. </w:t>
+      </w:r>
+    </w:p>
+    <w:p>
+      <w:pPr>
+        <w:pStyle w:val="Normal"/>
+        <w:widowControl/>
+        <w:suppressAutoHyphens w:val="true"/>
+        <w:bidi w:val="0"/>
+        <w:spacing w:lineRule="auto" w:line="259" w:before="0" w:after="160"/>
+        <w:ind w:hanging="0" w:start="0" w:end="0"/>
+        <w:jc w:val="start"/>
+        <w:rPr/>
+      </w:pPr>
+      <w:r>
+        <w:rPr/>
+        <w:t>Opció 1: Nyissuk meg a start.spring.io weboldalt.</w:t>
+      </w:r>
+    </w:p>
+    <w:p>
+      <w:pPr>
+        <w:pStyle w:val="Normal"/>
+        <w:widowControl/>
+        <w:suppressAutoHyphens w:val="true"/>
+        <w:bidi w:val="0"/>
+        <w:spacing w:lineRule="auto" w:line="259" w:before="0" w:after="160"/>
+        <w:ind w:hanging="0" w:start="0" w:end="0"/>
+        <w:jc w:val="start"/>
+        <w:rPr/>
+      </w:pPr>
+      <w:r>
+        <w:rPr/>
+        <w:t>Project: Maven. A Maven egy építéskezelő eszköz.</w:t>
+      </w:r>
+    </w:p>
+    <w:p>
+      <w:pPr>
+        <w:pStyle w:val="Normal"/>
+        <w:widowControl/>
+        <w:suppressAutoHyphens w:val="true"/>
+        <w:bidi w:val="0"/>
+        <w:spacing w:lineRule="auto" w:line="259" w:before="0" w:after="160"/>
+        <w:ind w:hanging="0" w:start="0" w:end="0"/>
+        <w:jc w:val="start"/>
+        <w:rPr/>
+      </w:pPr>
+      <w:r>
+        <w:rPr/>
+        <w:t>Language: Java</w:t>
+      </w:r>
+    </w:p>
+    <w:p>
+      <w:pPr>
+        <w:pStyle w:val="Normal"/>
+        <w:widowControl/>
+        <w:suppressAutoHyphens w:val="true"/>
+        <w:bidi w:val="0"/>
+        <w:spacing w:lineRule="auto" w:line="259" w:before="0" w:after="160"/>
+        <w:ind w:hanging="0" w:start="0" w:end="0"/>
+        <w:jc w:val="start"/>
+        <w:rPr/>
+      </w:pPr>
+      <w:r>
+        <w:rPr/>
+        <w:t>Spring Boot (Verzió): A legutóbbi stabil (nem snapshot).</w:t>
+      </w:r>
+    </w:p>
+    <w:p>
+      <w:pPr>
+        <w:pStyle w:val="Normal"/>
+        <w:widowControl/>
+        <w:suppressAutoHyphens w:val="true"/>
+        <w:bidi w:val="0"/>
+        <w:spacing w:lineRule="auto" w:line="259" w:before="0" w:after="160"/>
+        <w:ind w:hanging="0" w:start="0" w:end="0"/>
+        <w:jc w:val="start"/>
+        <w:rPr/>
+      </w:pPr>
+      <w:r>
+        <w:rPr/>
+        <w:t>Project Metadata: Ezek tetszés szerint. Erősen ajánlott csak angol karaktereket használni. Pl. nem „körte”, hanem „korte”.</w:t>
+      </w:r>
+    </w:p>
+    <w:p>
+      <w:pPr>
+        <w:pStyle w:val="Normal"/>
+        <w:widowControl/>
+        <w:suppressAutoHyphens w:val="true"/>
+        <w:bidi w:val="0"/>
+        <w:spacing w:lineRule="auto" w:line="259" w:before="0" w:after="160"/>
+        <w:ind w:hanging="0" w:start="0" w:end="0"/>
+        <w:jc w:val="start"/>
+        <w:rPr/>
+      </w:pPr>
+      <w:r>
+        <w:rPr/>
+        <w:t>Packaging: Jar (kötegelő formátum, ZIP-en alapul)</w:t>
+      </w:r>
+    </w:p>
+    <w:p>
+      <w:pPr>
+        <w:pStyle w:val="Normal"/>
+        <w:widowControl/>
+        <w:suppressAutoHyphens w:val="true"/>
+        <w:bidi w:val="0"/>
+        <w:spacing w:lineRule="auto" w:line="259" w:before="0" w:after="160"/>
+        <w:ind w:hanging="0" w:start="0" w:end="0"/>
+        <w:jc w:val="start"/>
+        <w:rPr/>
+      </w:pPr>
+      <w:r>
+        <w:rPr/>
+        <w:t>Java: Ugyanazt, mint amilyen JDK verzió van.</w:t>
+      </w:r>
+    </w:p>
+    <w:p>
+      <w:pPr>
+        <w:pStyle w:val="Normal"/>
+        <w:widowControl/>
+        <w:suppressAutoHyphens w:val="true"/>
+        <w:bidi w:val="0"/>
+        <w:spacing w:lineRule="auto" w:line="259" w:before="0" w:after="160"/>
+        <w:ind w:hanging="0" w:start="0" w:end="0"/>
+        <w:jc w:val="start"/>
+        <w:rPr/>
+      </w:pPr>
+      <w:r>
+        <w:rPr/>
+        <w:t>És a végén GENERATE gombra kell kattintani. Le fog tölteni egy .ZIP fájl. Ezt csomagoljuk ki és nyissuk meg VSCode-ban. Meg kell, hogy jelenjen egy futtatás gomb, ha rendesen etöltöttük a bővítményeket és mellette egy legördülő nyílnál meg kell, hogy jelenjen, hogy „Run Java”.</w:t>
+      </w:r>
+    </w:p>
+    <w:p>
+      <w:pPr>
+        <w:pStyle w:val="Normal"/>
+        <w:widowControl/>
+        <w:suppressAutoHyphens w:val="true"/>
+        <w:bidi w:val="0"/>
+        <w:spacing w:lineRule="auto" w:line="259" w:before="0" w:after="160"/>
+        <w:ind w:hanging="0" w:start="0" w:end="0"/>
+        <w:jc w:val="start"/>
+        <w:rPr/>
+      </w:pPr>
+      <w:r>
+        <w:rPr/>
+        <w:t>Opció 2: VSCode-on belül, nyomjuk le a CTRL + SHIFT + P kombinációt, írjuk be, hogy „Spring Initializr” és innentől ugyanaz, mint az 1. opció.</w:t>
+      </w:r>
+    </w:p>
+    <w:p>
+      <w:pPr>
+        <w:pStyle w:val="Normal"/>
+        <w:widowControl/>
+        <w:suppressAutoHyphens w:val="true"/>
+        <w:bidi w:val="0"/>
+        <w:spacing w:lineRule="auto" w:line="259" w:before="0" w:after="160"/>
+        <w:ind w:hanging="0" w:start="0" w:end="0"/>
+        <w:jc w:val="start"/>
+        <w:rPr/>
+      </w:pPr>
+      <w:r>
+        <w:rPr/>
+        <w:t>“</w:t>
+      </w:r>
+      <w:r>
+        <w:rPr/>
+        <w:t>Hello world!” projekt:</w:t>
+      </w:r>
+    </w:p>
+    <w:p>
+      <w:pPr>
+        <w:pStyle w:val="Normal"/>
+        <w:widowControl/>
+        <w:suppressAutoHyphens w:val="true"/>
+        <w:bidi w:val="0"/>
+        <w:spacing w:lineRule="auto" w:line="259" w:before="0" w:after="160"/>
+        <w:ind w:hanging="0" w:start="0" w:end="0"/>
+        <w:jc w:val="start"/>
+        <w:rPr/>
+      </w:pPr>
+      <w:r>
+        <w:rPr/>
+        <w:t>Amikor megismerkedünk egy programozási nyelvvel vagy technológiával, általában az első program amit írunk, az egy „Hello world!” projekt. Ezzel letesztelhetjük, hogy rendesen feltelepítettük-e a projektet. Csináljunk egy .java fált az src/main/com/&lt;Group Id (“.” helyett “/” jel)&gt;/&lt;Artifact Id&gt; relatÍv útvonalra (ott, ahol van egy “Application.jav”a végződésű fájl) és nevezzük el „HelloController.java”-nak. Másoljuk be a következő kódot:</w:t>
+      </w:r>
+    </w:p>
+    <w:p>
+      <w:pPr>
+        <w:pStyle w:val="Normal"/>
+        <w:widowControl/>
+        <w:suppressAutoHyphens w:val="true"/>
+        <w:bidi w:val="0"/>
+        <w:spacing w:lineRule="auto" w:line="259" w:before="0" w:after="160"/>
+        <w:ind w:hanging="0" w:start="0" w:end="0"/>
+        <w:jc w:val="start"/>
+        <w:rPr/>
+      </w:pPr>
+      <w:r>
+        <w:rPr/>
+        <w:t xml:space="preserve">package com.example.demo; </w:t>
+      </w:r>
+    </w:p>
+    <w:p>
+      <w:pPr>
+        <w:pStyle w:val="Normal"/>
+        <w:widowControl/>
+        <w:suppressAutoHyphens w:val="true"/>
+        <w:bidi w:val="0"/>
+        <w:spacing w:lineRule="auto" w:line="259" w:before="0" w:after="160"/>
+        <w:ind w:hanging="0" w:start="0" w:end="0"/>
+        <w:jc w:val="start"/>
+        <w:rPr/>
+      </w:pPr>
+      <w:r>
+        <w:rPr/>
+        <w:t xml:space="preserve">import org.springframework.web.bind.annotation.GetMapping; </w:t>
+      </w:r>
+    </w:p>
+    <w:p>
+      <w:pPr>
+        <w:pStyle w:val="Normal"/>
+        <w:widowControl/>
+        <w:suppressAutoHyphens w:val="true"/>
+        <w:bidi w:val="0"/>
+        <w:spacing w:lineRule="auto" w:line="259" w:before="0" w:after="160"/>
+        <w:ind w:hanging="0" w:start="0" w:end="0"/>
+        <w:jc w:val="start"/>
+        <w:rPr/>
+      </w:pPr>
+      <w:r>
+        <w:rPr/>
+        <w:t xml:space="preserve">import org.springframework.web.bind.annotation.RestController; @RestController </w:t>
+      </w:r>
+    </w:p>
+    <w:p>
+      <w:pPr>
+        <w:pStyle w:val="Normal"/>
+        <w:widowControl/>
+        <w:suppressAutoHyphens w:val="true"/>
+        <w:bidi w:val="0"/>
+        <w:spacing w:lineRule="auto" w:line="259" w:before="0" w:after="160"/>
+        <w:ind w:hanging="0" w:start="0" w:end="0"/>
+        <w:jc w:val="start"/>
+        <w:rPr/>
+      </w:pPr>
+      <w:r>
+        <w:rPr/>
+        <w:t>// Osztály és a fájl nevének ugyanannak kell lennie</w:t>
+      </w:r>
+    </w:p>
+    <w:p>
+      <w:pPr>
+        <w:pStyle w:val="Normal"/>
+        <w:widowControl/>
+        <w:suppressAutoHyphens w:val="true"/>
+        <w:bidi w:val="0"/>
+        <w:spacing w:lineRule="auto" w:line="259" w:before="0" w:after="160"/>
+        <w:ind w:hanging="0" w:start="0" w:end="0"/>
+        <w:jc w:val="start"/>
+        <w:rPr/>
+      </w:pPr>
+      <w:r>
+        <w:rPr/>
+        <w:t xml:space="preserve">public class HelloController { </w:t>
+      </w:r>
+    </w:p>
+    <w:p>
+      <w:pPr>
+        <w:pStyle w:val="Normal"/>
+        <w:widowControl/>
+        <w:suppressAutoHyphens w:val="true"/>
+        <w:bidi w:val="0"/>
+        <w:spacing w:lineRule="auto" w:line="259" w:before="0" w:after="160"/>
+        <w:ind w:hanging="0" w:start="0" w:end="0"/>
+        <w:jc w:val="start"/>
+        <w:rPr/>
+      </w:pPr>
+      <w:r>
+        <w:rPr/>
+        <w:t>@GetMapping("/") // útvonal</w:t>
+      </w:r>
+    </w:p>
+    <w:p>
+      <w:pPr>
+        <w:pStyle w:val="Normal"/>
+        <w:widowControl/>
+        <w:suppressAutoHyphens w:val="true"/>
+        <w:bidi w:val="0"/>
+        <w:spacing w:lineRule="auto" w:line="259" w:before="0" w:after="160"/>
+        <w:ind w:hanging="0" w:start="0" w:end="0"/>
+        <w:jc w:val="start"/>
+        <w:rPr/>
+      </w:pPr>
+      <w:r>
+        <w:rPr/>
+        <w:t xml:space="preserve">public String index() { </w:t>
+      </w:r>
+    </w:p>
+    <w:p>
+      <w:pPr>
+        <w:pStyle w:val="Normal"/>
+        <w:widowControl/>
+        <w:suppressAutoHyphens w:val="true"/>
+        <w:bidi w:val="0"/>
+        <w:spacing w:lineRule="auto" w:line="259" w:before="0" w:after="160"/>
+        <w:ind w:hanging="0" w:start="0" w:end="0"/>
+        <w:jc w:val="start"/>
+        <w:rPr/>
+      </w:pPr>
+      <w:r>
+        <w:rPr/>
+        <w:t xml:space="preserve">return "Hello world!"; </w:t>
+      </w:r>
+    </w:p>
+    <w:p>
+      <w:pPr>
+        <w:pStyle w:val="Normal"/>
+        <w:widowControl/>
+        <w:suppressAutoHyphens w:val="true"/>
+        <w:bidi w:val="0"/>
+        <w:spacing w:lineRule="auto" w:line="259" w:before="0" w:after="160"/>
+        <w:ind w:hanging="0" w:start="0" w:end="0"/>
+        <w:jc w:val="start"/>
+        <w:rPr/>
+      </w:pPr>
+      <w:r>
+        <w:rPr/>
+        <w:t>}</w:t>
+      </w:r>
+    </w:p>
+    <w:p>
+      <w:pPr>
+        <w:pStyle w:val="Normal"/>
+        <w:widowControl/>
+        <w:suppressAutoHyphens w:val="true"/>
+        <w:bidi w:val="0"/>
+        <w:spacing w:lineRule="auto" w:line="259" w:before="0" w:after="160"/>
+        <w:ind w:hanging="0" w:start="0" w:end="0"/>
+        <w:jc w:val="start"/>
+        <w:rPr/>
+      </w:pPr>
+      <w:r>
+        <w:rPr/>
+        <w:t>}</w:t>
+      </w:r>
+    </w:p>
+    <w:p>
+      <w:pPr>
+        <w:pStyle w:val="Normal"/>
+        <w:widowControl/>
+        <w:suppressAutoHyphens w:val="true"/>
+        <w:bidi w:val="0"/>
+        <w:spacing w:lineRule="auto" w:line="259" w:before="0" w:after="160"/>
+        <w:ind w:hanging="0" w:start="0" w:end="0"/>
+        <w:jc w:val="start"/>
+        <w:rPr/>
+      </w:pPr>
+      <w:r>
+        <w:rPr/>
+        <w:t>A VSCode-ban meg kell, hogy jelenjen egy “lejátszás gomb”. Futtassuk le a projektet. Néhány másodperc várakozás után nyissunk meg egy böngészőt és írjuk be a „localhost:8080” címet. Meg kell hogy jelenjen, hogy „Hello world!”.</w:t>
+      </w:r>
+    </w:p>
+    <w:p>
+      <w:pPr>
+        <w:pStyle w:val="Normal"/>
+        <w:widowControl/>
+        <w:suppressAutoHyphens w:val="true"/>
+        <w:bidi w:val="0"/>
+        <w:spacing w:lineRule="auto" w:line="259" w:before="0" w:after="160"/>
+        <w:ind w:hanging="0" w:start="0" w:end="0"/>
+        <w:jc w:val="start"/>
+        <w:rPr/>
+      </w:pPr>
+      <w:r>
+        <w:rPr/>
+        <w:t>MySQL telepítése:</w:t>
+      </w:r>
+    </w:p>
+    <w:p>
+      <w:pPr>
+        <w:pStyle w:val="Normal"/>
+        <w:widowControl/>
+        <w:suppressAutoHyphens w:val="true"/>
+        <w:bidi w:val="0"/>
+        <w:spacing w:lineRule="auto" w:line="259" w:before="0" w:after="160"/>
+        <w:ind w:hanging="0" w:start="0" w:end="0"/>
+        <w:jc w:val="start"/>
+        <w:rPr/>
+      </w:pPr>
+      <w:r>
+        <w:rPr/>
+        <w:t xml:space="preserve">Menjünk fel a apachefriends.org oldalra és töltsük le a XAMPP-ot. </w:t>
+      </w:r>
+      <w:r>
+        <w:rPr/>
+        <w:t xml:space="preserve">Miután letöltöttük, telepítsük fel és indítsuk el az „Apache Web Server”-t és a „MySQL Database”-t. Miután elindítottuk, navigáljunk el a „localhost” címre és meg kell hogy jelenjen egy XAMPP weboldal. Emellett a fejlécen meg kell, hogy jelenjen egy „phpMyAdmin” gomb is. </w:t>
+      </w:r>
+    </w:p>
+    <w:p>
+      <w:pPr>
+        <w:pStyle w:val="Normal"/>
+        <w:widowControl/>
+        <w:suppressAutoHyphens w:val="true"/>
+        <w:bidi w:val="0"/>
+        <w:spacing w:lineRule="auto" w:line="259" w:before="0" w:after="160"/>
+        <w:ind w:hanging="0" w:start="0" w:end="0"/>
+        <w:jc w:val="start"/>
+        <w:rPr/>
+      </w:pPr>
+      <w:r>
+        <w:rPr/>
+        <w:t xml:space="preserve">A XAMPP egy ingyenes és könnyen használható apache disztribúció. Tartalmazza a MariaDB-t, PHP-t és Perl-t (Lásd a program nevét). Nekünk csak a MariaDB </w:t>
+      </w:r>
+      <w:r>
+        <w:rPr/>
+        <w:t xml:space="preserve">és a </w:t>
+      </w:r>
+      <w:r>
+        <w:rPr/>
+        <w:t>phpMyAdmin</w:t>
+      </w:r>
+      <w:r>
+        <w:rPr/>
+        <w:t xml:space="preserve"> </w:t>
+      </w:r>
+      <w:r>
+        <w:rPr/>
+        <w:t xml:space="preserve">részére lesz </w:t>
+      </w:r>
+      <w:r>
+        <w:rPr/>
+        <w:t>majd</w:t>
+      </w:r>
+      <w:r>
+        <w:rPr/>
+        <w:t xml:space="preserve"> szükségünk. </w:t>
+      </w:r>
+      <w:r>
+        <w:rPr/>
+        <w:t xml:space="preserve">A </w:t>
+      </w:r>
+      <w:r>
+        <w:rPr/>
+        <w:t>phpMyAdmin</w:t>
+      </w:r>
+      <w:r>
+        <w:rPr/>
+        <w:t xml:space="preserve"> egy PHP-ban írt webes eszköz, ami segít MySQL és MariaDB adminisztrálásában.</w:t>
+      </w:r>
+    </w:p>
+    <w:p>
+      <w:pPr>
+        <w:pStyle w:val="Normal"/>
+        <w:widowControl/>
+        <w:suppressAutoHyphens w:val="true"/>
+        <w:bidi w:val="0"/>
+        <w:spacing w:lineRule="auto" w:line="259" w:before="0" w:after="160"/>
+        <w:ind w:hanging="0" w:start="0" w:end="0"/>
+        <w:jc w:val="start"/>
+        <w:rPr/>
+      </w:pPr>
+      <w:r>
+        <w:rPr/>
+        <w:t>Registrációs program:</w:t>
+      </w:r>
+    </w:p>
+    <w:p>
+      <w:pPr>
+        <w:pStyle w:val="Normal"/>
+        <w:widowControl/>
+        <w:suppressAutoHyphens w:val="true"/>
+        <w:bidi w:val="0"/>
+        <w:spacing w:lineRule="auto" w:line="259" w:before="0" w:after="160"/>
+        <w:ind w:hanging="0" w:start="0" w:end="0"/>
+        <w:jc w:val="start"/>
+        <w:rPr/>
+      </w:pPr>
+      <w:r>
+        <w:rPr/>
+        <w:t xml:space="preserve">Most, hogy már telepítettünk egy Spring Boot-ot és egy MariaDB-t, csináljunk egy regisztrációs programot. </w:t>
+      </w:r>
+      <w:r>
+        <w:rPr/>
+        <w:t>Ehhez fel fogjuk használni ezt a GitHub projektet: github.com/Alanlands1/springbootBackend. Ezt telepítsük fel. Utána navigáljunk el a pom.xml fájlhoz és adjuk hozzá ezt:</w:t>
+      </w:r>
+    </w:p>
+    <w:p>
+      <w:pPr>
+        <w:pStyle w:val="Normal"/>
+        <w:widowControl/>
+        <w:suppressAutoHyphens w:val="true"/>
+        <w:bidi w:val="0"/>
+        <w:spacing w:lineRule="auto" w:line="259" w:before="0" w:after="160"/>
+        <w:ind w:hanging="0" w:start="0" w:end="0"/>
+        <w:jc w:val="start"/>
+        <w:rPr>
+          <w:rFonts w:ascii="Droid Sans Mono;monospace;monospace" w:hAnsi="Droid Sans Mono;monospace;monospace"/>
+          <w:b w:val="false"/>
+          <w:color w:val="CCCCCC"/>
+          <w:sz w:val="21"/>
+          <w:shd w:fill="1F1F1F" w:val="clear"/>
+        </w:rPr>
+      </w:pPr>
+      <w:r>
+        <w:rPr>
+          <w:rFonts w:ascii="Droid Sans Mono;monospace;monospace" w:hAnsi="Droid Sans Mono;monospace;monospace"/>
+          <w:b w:val="false"/>
+          <w:color w:val="808080"/>
+          <w:sz w:val="21"/>
+          <w:shd w:fill="1F1F1F" w:val="clear"/>
+        </w:rPr>
+        <w:t>&lt;</w:t>
+      </w:r>
+      <w:r>
+        <w:rPr>
+          <w:rFonts w:ascii="Droid Sans Mono;monospace;monospace" w:hAnsi="Droid Sans Mono;monospace;monospace"/>
+          <w:b w:val="false"/>
+          <w:color w:val="569CD6"/>
+          <w:sz w:val="21"/>
+          <w:shd w:fill="1F1F1F" w:val="clear"/>
+        </w:rPr>
+        <w:t>dependency</w:t>
+      </w:r>
+      <w:r>
+        <w:rPr>
+          <w:rFonts w:ascii="Droid Sans Mono;monospace;monospace" w:hAnsi="Droid Sans Mono;monospace;monospace"/>
+          <w:b w:val="false"/>
+          <w:color w:val="808080"/>
+          <w:sz w:val="21"/>
+          <w:shd w:fill="1F1F1F" w:val="clear"/>
+        </w:rPr>
+        <w:t>&gt;</w:t>
+      </w:r>
+    </w:p>
+    <w:p>
+      <w:pPr>
+        <w:pStyle w:val="Normal"/>
+        <w:spacing w:lineRule="atLeast" w:line="285" w:before="0" w:after="0"/>
+        <w:ind w:hanging="0" w:start="0" w:end="0"/>
+        <w:rPr>
+          <w:rFonts w:ascii="Droid Sans Mono;monospace;monospace" w:hAnsi="Droid Sans Mono;monospace;monospace"/>
+          <w:b w:val="false"/>
+          <w:color w:val="CCCCCC"/>
+          <w:sz w:val="21"/>
+          <w:shd w:fill="1F1F1F" w:val="clear"/>
+        </w:rPr>
+      </w:pPr>
+      <w:r>
+        <w:rPr>
+          <w:rFonts w:ascii="Droid Sans Mono;monospace;monospace" w:hAnsi="Droid Sans Mono;monospace;monospace"/>
+          <w:b w:val="false"/>
+          <w:color w:val="808080"/>
+          <w:sz w:val="21"/>
+          <w:shd w:fill="1F1F1F" w:val="clear"/>
+        </w:rPr>
+        <w:t>&lt;</w:t>
+      </w:r>
+      <w:r>
+        <w:rPr>
+          <w:rFonts w:ascii="Droid Sans Mono;monospace;monospace" w:hAnsi="Droid Sans Mono;monospace;monospace"/>
+          <w:b w:val="false"/>
+          <w:color w:val="569CD6"/>
+          <w:sz w:val="21"/>
+          <w:shd w:fill="1F1F1F" w:val="clear"/>
+        </w:rPr>
+        <w:t>groupId</w:t>
+      </w:r>
+      <w:r>
+        <w:rPr>
+          <w:rFonts w:ascii="Droid Sans Mono;monospace;monospace" w:hAnsi="Droid Sans Mono;monospace;monospace"/>
+          <w:b w:val="false"/>
+          <w:color w:val="808080"/>
+          <w:sz w:val="21"/>
+          <w:shd w:fill="1F1F1F" w:val="clear"/>
+        </w:rPr>
+        <w:t>&gt;</w:t>
+      </w:r>
+      <w:r>
+        <w:rPr>
+          <w:rFonts w:ascii="Droid Sans Mono;monospace;monospace" w:hAnsi="Droid Sans Mono;monospace;monospace"/>
+          <w:b w:val="false"/>
+          <w:color w:val="CCCCCC"/>
+          <w:sz w:val="21"/>
+          <w:shd w:fill="1F1F1F" w:val="clear"/>
+        </w:rPr>
+        <w:t>com.mysql</w:t>
+      </w:r>
+      <w:r>
+        <w:rPr>
+          <w:rFonts w:ascii="Droid Sans Mono;monospace;monospace" w:hAnsi="Droid Sans Mono;monospace;monospace"/>
+          <w:b w:val="false"/>
+          <w:color w:val="808080"/>
+          <w:sz w:val="21"/>
+          <w:shd w:fill="1F1F1F" w:val="clear"/>
+        </w:rPr>
+        <w:t>&lt;/</w:t>
+      </w:r>
+      <w:r>
+        <w:rPr>
+          <w:rFonts w:ascii="Droid Sans Mono;monospace;monospace" w:hAnsi="Droid Sans Mono;monospace;monospace"/>
+          <w:b w:val="false"/>
+          <w:color w:val="569CD6"/>
+          <w:sz w:val="21"/>
+          <w:shd w:fill="1F1F1F" w:val="clear"/>
+        </w:rPr>
+        <w:t>groupId</w:t>
+      </w:r>
+      <w:r>
+        <w:rPr>
+          <w:rFonts w:ascii="Droid Sans Mono;monospace;monospace" w:hAnsi="Droid Sans Mono;monospace;monospace"/>
+          <w:b w:val="false"/>
+          <w:color w:val="808080"/>
+          <w:sz w:val="21"/>
+          <w:shd w:fill="1F1F1F" w:val="clear"/>
+        </w:rPr>
+        <w:t>&gt;</w:t>
+      </w:r>
+    </w:p>
+    <w:p>
+      <w:pPr>
+        <w:pStyle w:val="Normal"/>
+        <w:spacing w:lineRule="atLeast" w:line="285" w:before="0" w:after="0"/>
+        <w:ind w:hanging="0" w:start="0" w:end="0"/>
+        <w:rPr>
+          <w:rFonts w:ascii="Droid Sans Mono;monospace;monospace" w:hAnsi="Droid Sans Mono;monospace;monospace"/>
+          <w:b w:val="false"/>
+          <w:color w:val="CCCCCC"/>
+          <w:sz w:val="21"/>
+          <w:shd w:fill="1F1F1F" w:val="clear"/>
+        </w:rPr>
+      </w:pPr>
+      <w:r>
+        <w:rPr>
+          <w:rFonts w:ascii="Droid Sans Mono;monospace;monospace" w:hAnsi="Droid Sans Mono;monospace;monospace"/>
+          <w:b w:val="false"/>
+          <w:color w:val="808080"/>
+          <w:sz w:val="21"/>
+          <w:shd w:fill="1F1F1F" w:val="clear"/>
+        </w:rPr>
+        <w:t>&lt;</w:t>
+      </w:r>
+      <w:r>
+        <w:rPr>
+          <w:rFonts w:ascii="Droid Sans Mono;monospace;monospace" w:hAnsi="Droid Sans Mono;monospace;monospace"/>
+          <w:b w:val="false"/>
+          <w:color w:val="569CD6"/>
+          <w:sz w:val="21"/>
+          <w:shd w:fill="1F1F1F" w:val="clear"/>
+        </w:rPr>
+        <w:t>artifactId</w:t>
+      </w:r>
+      <w:r>
+        <w:rPr>
+          <w:rFonts w:ascii="Droid Sans Mono;monospace;monospace" w:hAnsi="Droid Sans Mono;monospace;monospace"/>
+          <w:b w:val="false"/>
+          <w:color w:val="808080"/>
+          <w:sz w:val="21"/>
+          <w:shd w:fill="1F1F1F" w:val="clear"/>
+        </w:rPr>
+        <w:t>&gt;</w:t>
+      </w:r>
+      <w:r>
+        <w:rPr>
+          <w:rFonts w:ascii="Droid Sans Mono;monospace;monospace" w:hAnsi="Droid Sans Mono;monospace;monospace"/>
+          <w:b w:val="false"/>
+          <w:color w:val="CCCCCC"/>
+          <w:sz w:val="21"/>
+          <w:shd w:fill="1F1F1F" w:val="clear"/>
+        </w:rPr>
+        <w:t>mysql-connector-j</w:t>
+      </w:r>
+      <w:r>
+        <w:rPr>
+          <w:rFonts w:ascii="Droid Sans Mono;monospace;monospace" w:hAnsi="Droid Sans Mono;monospace;monospace"/>
+          <w:b w:val="false"/>
+          <w:color w:val="808080"/>
+          <w:sz w:val="21"/>
+          <w:shd w:fill="1F1F1F" w:val="clear"/>
+        </w:rPr>
+        <w:t>&lt;/</w:t>
+      </w:r>
+      <w:r>
+        <w:rPr>
+          <w:rFonts w:ascii="Droid Sans Mono;monospace;monospace" w:hAnsi="Droid Sans Mono;monospace;monospace"/>
+          <w:b w:val="false"/>
+          <w:color w:val="569CD6"/>
+          <w:sz w:val="21"/>
+          <w:shd w:fill="1F1F1F" w:val="clear"/>
+        </w:rPr>
+        <w:t>artifactId</w:t>
+      </w:r>
+      <w:r>
+        <w:rPr>
+          <w:rFonts w:ascii="Droid Sans Mono;monospace;monospace" w:hAnsi="Droid Sans Mono;monospace;monospace"/>
+          <w:b w:val="false"/>
+          <w:color w:val="808080"/>
+          <w:sz w:val="21"/>
+          <w:shd w:fill="1F1F1F" w:val="clear"/>
+        </w:rPr>
+        <w:t>&gt;</w:t>
+      </w:r>
+    </w:p>
+    <w:p>
+      <w:pPr>
+        <w:pStyle w:val="Normal"/>
+        <w:spacing w:lineRule="atLeast" w:line="285" w:before="0" w:after="0"/>
+        <w:ind w:hanging="0" w:start="0" w:end="0"/>
+        <w:rPr>
+          <w:rFonts w:ascii="Droid Sans Mono;monospace;monospace" w:hAnsi="Droid Sans Mono;monospace;monospace"/>
+          <w:b w:val="false"/>
+          <w:color w:val="CCCCCC"/>
+          <w:sz w:val="21"/>
+          <w:shd w:fill="1F1F1F" w:val="clear"/>
+        </w:rPr>
+      </w:pPr>
+      <w:r>
+        <w:rPr>
+          <w:rFonts w:ascii="Droid Sans Mono;monospace;monospace" w:hAnsi="Droid Sans Mono;monospace;monospace"/>
+          <w:b w:val="false"/>
+          <w:color w:val="808080"/>
+          <w:sz w:val="21"/>
+          <w:shd w:fill="1F1F1F" w:val="clear"/>
+        </w:rPr>
+        <w:t>&lt;</w:t>
+      </w:r>
+      <w:r>
+        <w:rPr>
+          <w:rFonts w:ascii="Droid Sans Mono;monospace;monospace" w:hAnsi="Droid Sans Mono;monospace;monospace"/>
+          <w:b w:val="false"/>
+          <w:color w:val="569CD6"/>
+          <w:sz w:val="21"/>
+          <w:shd w:fill="1F1F1F" w:val="clear"/>
+        </w:rPr>
+        <w:t>scope</w:t>
+      </w:r>
+      <w:r>
+        <w:rPr>
+          <w:rFonts w:ascii="Droid Sans Mono;monospace;monospace" w:hAnsi="Droid Sans Mono;monospace;monospace"/>
+          <w:b w:val="false"/>
+          <w:color w:val="808080"/>
+          <w:sz w:val="21"/>
+          <w:shd w:fill="1F1F1F" w:val="clear"/>
+        </w:rPr>
+        <w:t>&gt;</w:t>
+      </w:r>
+      <w:r>
+        <w:rPr>
+          <w:rFonts w:ascii="Droid Sans Mono;monospace;monospace" w:hAnsi="Droid Sans Mono;monospace;monospace"/>
+          <w:b w:val="false"/>
+          <w:color w:val="CCCCCC"/>
+          <w:sz w:val="21"/>
+          <w:shd w:fill="1F1F1F" w:val="clear"/>
+        </w:rPr>
+        <w:t>runtime</w:t>
+      </w:r>
+      <w:r>
+        <w:rPr>
+          <w:rFonts w:ascii="Droid Sans Mono;monospace;monospace" w:hAnsi="Droid Sans Mono;monospace;monospace"/>
+          <w:b w:val="false"/>
+          <w:color w:val="808080"/>
+          <w:sz w:val="21"/>
+          <w:shd w:fill="1F1F1F" w:val="clear"/>
+        </w:rPr>
+        <w:t>&lt;/</w:t>
+      </w:r>
+      <w:r>
+        <w:rPr>
+          <w:rFonts w:ascii="Droid Sans Mono;monospace;monospace" w:hAnsi="Droid Sans Mono;monospace;monospace"/>
+          <w:b w:val="false"/>
+          <w:color w:val="569CD6"/>
+          <w:sz w:val="21"/>
+          <w:shd w:fill="1F1F1F" w:val="clear"/>
+        </w:rPr>
+        <w:t>scope</w:t>
+      </w:r>
+      <w:r>
+        <w:rPr>
+          <w:rFonts w:ascii="Droid Sans Mono;monospace;monospace" w:hAnsi="Droid Sans Mono;monospace;monospace"/>
+          <w:b w:val="false"/>
+          <w:color w:val="808080"/>
+          <w:sz w:val="21"/>
+          <w:shd w:fill="1F1F1F" w:val="clear"/>
+        </w:rPr>
+        <w:t>&gt;</w:t>
+      </w:r>
+    </w:p>
+    <w:p>
+      <w:pPr>
+        <w:pStyle w:val="Normal"/>
+        <w:spacing w:lineRule="atLeast" w:line="285" w:before="0" w:after="0"/>
+        <w:ind w:hanging="0" w:start="0" w:end="0"/>
+        <w:rPr>
+          <w:rFonts w:ascii="Droid Sans Mono;monospace;monospace" w:hAnsi="Droid Sans Mono;monospace;monospace"/>
+          <w:b w:val="false"/>
+          <w:color w:val="CCCCCC"/>
+          <w:sz w:val="21"/>
+          <w:shd w:fill="1F1F1F" w:val="clear"/>
+        </w:rPr>
+      </w:pPr>
+      <w:r>
+        <w:rPr>
+          <w:rFonts w:ascii="Droid Sans Mono;monospace;monospace" w:hAnsi="Droid Sans Mono;monospace;monospace"/>
+          <w:b w:val="false"/>
+          <w:color w:val="808080"/>
+          <w:sz w:val="21"/>
+          <w:shd w:fill="1F1F1F" w:val="clear"/>
+        </w:rPr>
+        <w:t>&lt;/</w:t>
+      </w:r>
+      <w:r>
+        <w:rPr>
+          <w:rFonts w:ascii="Droid Sans Mono;monospace;monospace" w:hAnsi="Droid Sans Mono;monospace;monospace"/>
+          <w:b w:val="false"/>
+          <w:color w:val="569CD6"/>
+          <w:sz w:val="21"/>
+          <w:shd w:fill="1F1F1F" w:val="clear"/>
+        </w:rPr>
+        <w:t>dependency</w:t>
+      </w:r>
+      <w:r>
+        <w:rPr>
+          <w:rFonts w:ascii="Droid Sans Mono;monospace;monospace" w:hAnsi="Droid Sans Mono;monospace;monospace"/>
+          <w:b w:val="false"/>
+          <w:color w:val="808080"/>
+          <w:sz w:val="21"/>
+          <w:shd w:fill="1F1F1F" w:val="clear"/>
+        </w:rPr>
+        <w:t>&gt;</w:t>
+      </w:r>
+    </w:p>
+    <w:p>
+      <w:pPr>
+        <w:pStyle w:val="Normal"/>
+        <w:widowControl/>
+        <w:suppressAutoHyphens w:val="true"/>
+        <w:bidi w:val="0"/>
+        <w:spacing w:lineRule="auto" w:line="259" w:before="0" w:after="160"/>
+        <w:ind w:hanging="0" w:start="0" w:end="0"/>
+        <w:jc w:val="start"/>
+        <w:rPr/>
+      </w:pPr>
+      <w:r>
+        <w:rPr/>
+        <w:t xml:space="preserve">Ezzel hozzáadjuk a mysql függőséget. </w:t>
+      </w:r>
+      <w:r>
+        <w:rPr/>
+        <w:t>Ezután a phpMyAdmin-ba lépjünk be, navigáljunk a „Databases” fülre és hozzunk létre egy új adatbázist „Registration” néven. Végül a “src/main/resources/application.yml” fájlt nyissuk meg és másoljuk be a következőt egy az egyben:</w:t>
+      </w:r>
+    </w:p>
+    <w:p>
+      <w:pPr>
+        <w:pStyle w:val="Normal"/>
+        <w:widowControl/>
+        <w:suppressAutoHyphens w:val="true"/>
+        <w:bidi w:val="0"/>
+        <w:spacing w:lineRule="auto" w:line="259" w:before="0" w:after="160"/>
+        <w:ind w:hanging="0" w:start="0" w:end="0"/>
+        <w:jc w:val="start"/>
+        <w:rPr>
+          <w:rFonts w:ascii="Droid Sans Mono;monospace;monospace" w:hAnsi="Droid Sans Mono;monospace;monospace"/>
+          <w:b w:val="false"/>
+          <w:color w:val="CCCCCC"/>
+          <w:sz w:val="21"/>
+          <w:shd w:fill="1F1F1F" w:val="clear"/>
+        </w:rPr>
+      </w:pPr>
+      <w:r>
+        <w:rPr>
+          <w:rFonts w:ascii="Droid Sans Mono;monospace;monospace" w:hAnsi="Droid Sans Mono;monospace;monospace"/>
+          <w:b w:val="false"/>
+          <w:color w:val="569CD6"/>
+          <w:sz w:val="21"/>
+          <w:shd w:fill="1F1F1F" w:val="clear"/>
+        </w:rPr>
+        <w:t>server</w:t>
+      </w:r>
+      <w:r>
+        <w:rPr>
+          <w:rFonts w:ascii="Droid Sans Mono;monospace;monospace" w:hAnsi="Droid Sans Mono;monospace;monospace"/>
+          <w:b w:val="false"/>
+          <w:color w:val="CCCCCC"/>
+          <w:sz w:val="21"/>
+          <w:shd w:fill="1F1F1F" w:val="clear"/>
+        </w:rPr>
+        <w:t>:</w:t>
+      </w:r>
+    </w:p>
+    <w:p>
+      <w:pPr>
+        <w:pStyle w:val="Normal"/>
+        <w:spacing w:lineRule="atLeast" w:line="285" w:before="0" w:after="0"/>
+        <w:ind w:hanging="0" w:start="0" w:end="0"/>
+        <w:rPr>
+          <w:rFonts w:ascii="Droid Sans Mono;monospace;monospace" w:hAnsi="Droid Sans Mono;monospace;monospace"/>
+          <w:b w:val="false"/>
+          <w:color w:val="CCCCCC"/>
+          <w:sz w:val="21"/>
+          <w:shd w:fill="1F1F1F" w:val="clear"/>
+        </w:rPr>
+      </w:pPr>
+      <w:r>
+        <w:rPr>
+          <w:rFonts w:ascii="Droid Sans Mono;monospace;monospace" w:hAnsi="Droid Sans Mono;monospace;monospace"/>
+          <w:b w:val="false"/>
+          <w:color w:val="569CD6"/>
+          <w:sz w:val="21"/>
+          <w:shd w:fill="1F1F1F" w:val="clear"/>
+        </w:rPr>
+        <w:t>error</w:t>
+      </w:r>
+      <w:r>
+        <w:rPr>
+          <w:rFonts w:ascii="Droid Sans Mono;monospace;monospace" w:hAnsi="Droid Sans Mono;monospace;monospace"/>
+          <w:b w:val="false"/>
+          <w:color w:val="CCCCCC"/>
+          <w:sz w:val="21"/>
+          <w:shd w:fill="1F1F1F" w:val="clear"/>
+        </w:rPr>
+        <w:t>:</w:t>
+      </w:r>
+    </w:p>
+    <w:p>
+      <w:pPr>
+        <w:pStyle w:val="Normal"/>
+        <w:spacing w:lineRule="atLeast" w:line="285" w:before="0" w:after="0"/>
+        <w:ind w:hanging="0" w:start="0" w:end="0"/>
+        <w:rPr>
+          <w:rFonts w:ascii="Droid Sans Mono;monospace;monospace" w:hAnsi="Droid Sans Mono;monospace;monospace"/>
+          <w:b w:val="false"/>
+          <w:color w:val="CCCCCC"/>
+          <w:sz w:val="21"/>
+          <w:shd w:fill="1F1F1F" w:val="clear"/>
+        </w:rPr>
+      </w:pPr>
+      <w:r>
+        <w:rPr>
+          <w:rFonts w:ascii="Droid Sans Mono;monospace;monospace" w:hAnsi="Droid Sans Mono;monospace;monospace"/>
+          <w:b w:val="false"/>
+          <w:color w:val="569CD6"/>
+          <w:sz w:val="21"/>
+          <w:shd w:fill="1F1F1F" w:val="clear"/>
+        </w:rPr>
+        <w:t>include-message</w:t>
+      </w:r>
+      <w:r>
+        <w:rPr>
+          <w:rFonts w:ascii="Droid Sans Mono;monospace;monospace" w:hAnsi="Droid Sans Mono;monospace;monospace"/>
+          <w:b w:val="false"/>
+          <w:color w:val="CCCCCC"/>
+          <w:sz w:val="21"/>
+          <w:shd w:fill="1F1F1F" w:val="clear"/>
+        </w:rPr>
+        <w:t xml:space="preserve">: </w:t>
+      </w:r>
+      <w:r>
+        <w:rPr>
+          <w:rFonts w:ascii="Droid Sans Mono;monospace;monospace" w:hAnsi="Droid Sans Mono;monospace;monospace"/>
+          <w:b w:val="false"/>
+          <w:color w:val="CE9178"/>
+          <w:sz w:val="21"/>
+          <w:shd w:fill="1F1F1F" w:val="clear"/>
+        </w:rPr>
+        <w:t>always</w:t>
+      </w:r>
+    </w:p>
+    <w:p>
+      <w:pPr>
+        <w:pStyle w:val="Normal"/>
+        <w:spacing w:lineRule="atLeast" w:line="285" w:before="0" w:after="0"/>
+        <w:ind w:hanging="0" w:start="0" w:end="0"/>
+        <w:rPr/>
+      </w:pPr>
+      <w:r>
+        <w:rPr>
+          <w:rFonts w:ascii="Droid Sans Mono;monospace;monospace" w:hAnsi="Droid Sans Mono;monospace;monospace"/>
+          <w:b w:val="false"/>
+          <w:color w:val="569CD6"/>
+          <w:sz w:val="21"/>
+          <w:shd w:fill="1F1F1F" w:val="clear"/>
+        </w:rPr>
+        <w:t>include-binding-errors</w:t>
+      </w:r>
+      <w:r>
+        <w:rPr>
+          <w:rFonts w:ascii="Droid Sans Mono;monospace;monospace" w:hAnsi="Droid Sans Mono;monospace;monospace"/>
+          <w:b w:val="false"/>
+          <w:color w:val="CCCCCC"/>
+          <w:sz w:val="21"/>
+          <w:shd w:fill="1F1F1F" w:val="clear"/>
+        </w:rPr>
+        <w:t xml:space="preserve">: </w:t>
+      </w:r>
+      <w:r>
+        <w:rPr>
+          <w:rFonts w:ascii="Droid Sans Mono;monospace;monospace" w:hAnsi="Droid Sans Mono;monospace;monospace"/>
+          <w:b w:val="false"/>
+          <w:color w:val="CE9178"/>
+          <w:sz w:val="21"/>
+          <w:shd w:fill="1F1F1F" w:val="clear"/>
+        </w:rPr>
+        <w:t>always</w:t>
+      </w:r>
+    </w:p>
+    <w:p>
+      <w:pPr>
+        <w:pStyle w:val="Normal"/>
+        <w:spacing w:lineRule="atLeast" w:line="285" w:before="0" w:after="0"/>
+        <w:ind w:hanging="0" w:start="0" w:end="0"/>
+        <w:rPr>
+          <w:rFonts w:ascii="Droid Sans Mono;monospace;monospace" w:hAnsi="Droid Sans Mono;monospace;monospace"/>
+          <w:b w:val="false"/>
+          <w:color w:val="CCCCCC"/>
+          <w:sz w:val="21"/>
+          <w:shd w:fill="1F1F1F" w:val="clear"/>
+        </w:rPr>
+      </w:pPr>
+      <w:r>
+        <w:rPr>
+          <w:rFonts w:ascii="Droid Sans Mono;monospace;monospace" w:hAnsi="Droid Sans Mono;monospace;monospace"/>
+          <w:b w:val="false"/>
+          <w:color w:val="569CD6"/>
+          <w:sz w:val="21"/>
+          <w:shd w:fill="1F1F1F" w:val="clear"/>
+        </w:rPr>
+        <w:t>spring</w:t>
+      </w:r>
+      <w:r>
+        <w:rPr>
+          <w:rFonts w:ascii="Droid Sans Mono;monospace;monospace" w:hAnsi="Droid Sans Mono;monospace;monospace"/>
+          <w:b w:val="false"/>
+          <w:color w:val="CCCCCC"/>
+          <w:sz w:val="21"/>
+          <w:shd w:fill="1F1F1F" w:val="clear"/>
+        </w:rPr>
+        <w:t>:</w:t>
+      </w:r>
+    </w:p>
+    <w:p>
+      <w:pPr>
+        <w:pStyle w:val="Normal"/>
+        <w:spacing w:lineRule="atLeast" w:line="285" w:before="0" w:after="0"/>
+        <w:ind w:hanging="0" w:start="0" w:end="0"/>
+        <w:rPr>
+          <w:rFonts w:ascii="Droid Sans Mono;monospace;monospace" w:hAnsi="Droid Sans Mono;monospace;monospace"/>
+          <w:b w:val="false"/>
+          <w:color w:val="CCCCCC"/>
+          <w:sz w:val="21"/>
+          <w:shd w:fill="1F1F1F" w:val="clear"/>
+        </w:rPr>
+      </w:pPr>
+      <w:r>
+        <w:rPr>
+          <w:rFonts w:ascii="Droid Sans Mono;monospace;monospace" w:hAnsi="Droid Sans Mono;monospace;monospace"/>
+          <w:b w:val="false"/>
+          <w:color w:val="569CD6"/>
+          <w:sz w:val="21"/>
+          <w:shd w:fill="1F1F1F" w:val="clear"/>
+        </w:rPr>
+        <w:t>datasource</w:t>
+      </w:r>
+      <w:r>
+        <w:rPr>
+          <w:rFonts w:ascii="Droid Sans Mono;monospace;monospace" w:hAnsi="Droid Sans Mono;monospace;monospace"/>
+          <w:b w:val="false"/>
+          <w:color w:val="CCCCCC"/>
+          <w:sz w:val="21"/>
+          <w:shd w:fill="1F1F1F" w:val="clear"/>
+        </w:rPr>
+        <w:t>:</w:t>
+      </w:r>
+    </w:p>
+    <w:p>
+      <w:pPr>
+        <w:pStyle w:val="Normal"/>
+        <w:spacing w:lineRule="atLeast" w:line="285" w:before="0" w:after="0"/>
+        <w:ind w:hanging="0" w:start="0" w:end="0"/>
+        <w:rPr>
+          <w:rFonts w:ascii="Droid Sans Mono;monospace;monospace" w:hAnsi="Droid Sans Mono;monospace;monospace"/>
+          <w:b w:val="false"/>
+          <w:color w:val="CCCCCC"/>
+          <w:sz w:val="21"/>
+          <w:shd w:fill="1F1F1F" w:val="clear"/>
+        </w:rPr>
+      </w:pPr>
+      <w:r>
+        <w:rPr>
+          <w:rFonts w:ascii="Droid Sans Mono;monospace;monospace" w:hAnsi="Droid Sans Mono;monospace;monospace"/>
+          <w:b w:val="false"/>
+          <w:color w:val="569CD6"/>
+          <w:sz w:val="21"/>
+          <w:shd w:fill="1F1F1F" w:val="clear"/>
+        </w:rPr>
+        <w:t>url</w:t>
+      </w:r>
+      <w:r>
+        <w:rPr>
+          <w:rFonts w:ascii="Droid Sans Mono;monospace;monospace" w:hAnsi="Droid Sans Mono;monospace;monospace"/>
+          <w:b w:val="false"/>
+          <w:color w:val="CCCCCC"/>
+          <w:sz w:val="21"/>
+          <w:shd w:fill="1F1F1F" w:val="clear"/>
+        </w:rPr>
+        <w:t xml:space="preserve">: </w:t>
+      </w:r>
+      <w:r>
+        <w:rPr>
+          <w:rFonts w:ascii="Droid Sans Mono;monospace;monospace" w:hAnsi="Droid Sans Mono;monospace;monospace"/>
+          <w:b w:val="false"/>
+          <w:color w:val="CE9178"/>
+          <w:sz w:val="21"/>
+          <w:shd w:fill="1F1F1F" w:val="clear"/>
+        </w:rPr>
+        <w:t>jdbc:mysql://localhost:3306/registration?useSSL=false&amp;serverTimezone=UTC</w:t>
+      </w:r>
+    </w:p>
+    <w:p>
+      <w:pPr>
+        <w:pStyle w:val="Normal"/>
+        <w:spacing w:lineRule="atLeast" w:line="285" w:before="0" w:after="0"/>
+        <w:ind w:hanging="0" w:start="0" w:end="0"/>
+        <w:rPr>
+          <w:rFonts w:ascii="Droid Sans Mono;monospace;monospace" w:hAnsi="Droid Sans Mono;monospace;monospace"/>
+          <w:b w:val="false"/>
+          <w:color w:val="CCCCCC"/>
+          <w:sz w:val="21"/>
+          <w:shd w:fill="1F1F1F" w:val="clear"/>
+        </w:rPr>
+      </w:pPr>
+      <w:r>
+        <w:rPr>
+          <w:rFonts w:ascii="Droid Sans Mono;monospace;monospace" w:hAnsi="Droid Sans Mono;monospace;monospace"/>
+          <w:b w:val="false"/>
+          <w:color w:val="569CD6"/>
+          <w:sz w:val="21"/>
+          <w:shd w:fill="1F1F1F" w:val="clear"/>
+        </w:rPr>
+        <w:t>username</w:t>
+      </w:r>
+      <w:r>
+        <w:rPr>
+          <w:rFonts w:ascii="Droid Sans Mono;monospace;monospace" w:hAnsi="Droid Sans Mono;monospace;monospace"/>
+          <w:b w:val="false"/>
+          <w:color w:val="CCCCCC"/>
+          <w:sz w:val="21"/>
+          <w:shd w:fill="1F1F1F" w:val="clear"/>
+        </w:rPr>
+        <w:t xml:space="preserve">: </w:t>
+      </w:r>
+      <w:r>
+        <w:rPr>
+          <w:rFonts w:ascii="Droid Sans Mono;monospace;monospace" w:hAnsi="Droid Sans Mono;monospace;monospace"/>
+          <w:b w:val="false"/>
+          <w:color w:val="CE9178"/>
+          <w:sz w:val="21"/>
+          <w:shd w:fill="1F1F1F" w:val="clear"/>
+        </w:rPr>
+        <w:t>root</w:t>
+      </w:r>
+    </w:p>
+    <w:p>
+      <w:pPr>
+        <w:pStyle w:val="Normal"/>
+        <w:spacing w:lineRule="atLeast" w:line="285" w:before="0" w:after="0"/>
+        <w:ind w:hanging="0" w:start="0" w:end="0"/>
+        <w:rPr>
+          <w:rFonts w:ascii="Droid Sans Mono;monospace;monospace" w:hAnsi="Droid Sans Mono;monospace;monospace"/>
+          <w:b w:val="false"/>
+          <w:color w:val="CCCCCC"/>
+          <w:sz w:val="21"/>
+          <w:shd w:fill="1F1F1F" w:val="clear"/>
+        </w:rPr>
+      </w:pPr>
+      <w:r>
+        <w:rPr>
+          <w:rFonts w:ascii="Droid Sans Mono;monospace;monospace" w:hAnsi="Droid Sans Mono;monospace;monospace"/>
+          <w:b w:val="false"/>
+          <w:color w:val="569CD6"/>
+          <w:sz w:val="21"/>
+          <w:shd w:fill="1F1F1F" w:val="clear"/>
+        </w:rPr>
+        <w:t>password</w:t>
+      </w:r>
+      <w:r>
+        <w:rPr>
+          <w:rFonts w:ascii="Droid Sans Mono;monospace;monospace" w:hAnsi="Droid Sans Mono;monospace;monospace"/>
+          <w:b w:val="false"/>
+          <w:color w:val="CCCCCC"/>
+          <w:sz w:val="21"/>
+          <w:shd w:fill="1F1F1F" w:val="clear"/>
+        </w:rPr>
+        <w:t xml:space="preserve">: </w:t>
+      </w:r>
+    </w:p>
+    <w:p>
+      <w:pPr>
+        <w:pStyle w:val="Normal"/>
+        <w:spacing w:lineRule="atLeast" w:line="285" w:before="0" w:after="0"/>
+        <w:ind w:hanging="0" w:start="0" w:end="0"/>
+        <w:rPr>
+          <w:rFonts w:ascii="Droid Sans Mono;monospace;monospace" w:hAnsi="Droid Sans Mono;monospace;monospace"/>
+          <w:b w:val="false"/>
+          <w:color w:val="CCCCCC"/>
+          <w:sz w:val="21"/>
+          <w:shd w:fill="1F1F1F" w:val="clear"/>
+        </w:rPr>
+      </w:pPr>
+      <w:r>
+        <w:rPr>
+          <w:rFonts w:ascii="Droid Sans Mono;monospace;monospace" w:hAnsi="Droid Sans Mono;monospace;monospace"/>
+          <w:b w:val="false"/>
+          <w:color w:val="569CD6"/>
+          <w:sz w:val="21"/>
+          <w:shd w:fill="1F1F1F" w:val="clear"/>
+        </w:rPr>
+        <w:t>driver-class-name</w:t>
+      </w:r>
+      <w:r>
+        <w:rPr>
+          <w:rFonts w:ascii="Droid Sans Mono;monospace;monospace" w:hAnsi="Droid Sans Mono;monospace;monospace"/>
+          <w:b w:val="false"/>
+          <w:color w:val="CCCCCC"/>
+          <w:sz w:val="21"/>
+          <w:shd w:fill="1F1F1F" w:val="clear"/>
+        </w:rPr>
+        <w:t xml:space="preserve">: </w:t>
+      </w:r>
+      <w:r>
+        <w:rPr>
+          <w:rFonts w:ascii="Droid Sans Mono;monospace;monospace" w:hAnsi="Droid Sans Mono;monospace;monospace"/>
+          <w:b w:val="false"/>
+          <w:color w:val="CE9178"/>
+          <w:sz w:val="21"/>
+          <w:shd w:fill="1F1F1F" w:val="clear"/>
+        </w:rPr>
+        <w:t>com.mysql.cj.jdbc.Driver</w:t>
+      </w:r>
+    </w:p>
+    <w:p>
+      <w:pPr>
+        <w:pStyle w:val="Normal"/>
+        <w:spacing w:lineRule="atLeast" w:line="285" w:before="0" w:after="0"/>
+        <w:ind w:hanging="0" w:start="0" w:end="0"/>
+        <w:rPr>
+          <w:rFonts w:ascii="Droid Sans Mono;monospace;monospace" w:hAnsi="Droid Sans Mono;monospace;monospace"/>
+          <w:b w:val="false"/>
+          <w:color w:val="CCCCCC"/>
+          <w:sz w:val="21"/>
+          <w:shd w:fill="1F1F1F" w:val="clear"/>
+        </w:rPr>
+      </w:pPr>
+      <w:r>
+        <w:rPr>
+          <w:rFonts w:ascii="Droid Sans Mono;monospace;monospace" w:hAnsi="Droid Sans Mono;monospace;monospace"/>
+          <w:b w:val="false"/>
+          <w:color w:val="569CD6"/>
+          <w:sz w:val="21"/>
+          <w:shd w:fill="1F1F1F" w:val="clear"/>
+        </w:rPr>
+        <w:t>jpa</w:t>
+      </w:r>
+      <w:r>
+        <w:rPr>
+          <w:rFonts w:ascii="Droid Sans Mono;monospace;monospace" w:hAnsi="Droid Sans Mono;monospace;monospace"/>
+          <w:b w:val="false"/>
+          <w:color w:val="CCCCCC"/>
+          <w:sz w:val="21"/>
+          <w:shd w:fill="1F1F1F" w:val="clear"/>
+        </w:rPr>
+        <w:t>:</w:t>
+      </w:r>
+    </w:p>
+    <w:p>
+      <w:pPr>
+        <w:pStyle w:val="Normal"/>
+        <w:spacing w:lineRule="atLeast" w:line="285" w:before="0" w:after="0"/>
+        <w:ind w:hanging="0" w:start="0" w:end="0"/>
+        <w:rPr>
+          <w:rFonts w:ascii="Droid Sans Mono;monospace;monospace" w:hAnsi="Droid Sans Mono;monospace;monospace"/>
+          <w:b w:val="false"/>
+          <w:color w:val="CCCCCC"/>
+          <w:sz w:val="21"/>
+          <w:shd w:fill="1F1F1F" w:val="clear"/>
+        </w:rPr>
+      </w:pPr>
+      <w:r>
+        <w:rPr>
+          <w:rFonts w:ascii="Droid Sans Mono;monospace;monospace" w:hAnsi="Droid Sans Mono;monospace;monospace"/>
+          <w:b w:val="false"/>
+          <w:color w:val="569CD6"/>
+          <w:sz w:val="21"/>
+          <w:shd w:fill="1F1F1F" w:val="clear"/>
+        </w:rPr>
+        <w:t>hibernate</w:t>
+      </w:r>
+      <w:r>
+        <w:rPr>
+          <w:rFonts w:ascii="Droid Sans Mono;monospace;monospace" w:hAnsi="Droid Sans Mono;monospace;monospace"/>
+          <w:b w:val="false"/>
+          <w:color w:val="CCCCCC"/>
+          <w:sz w:val="21"/>
+          <w:shd w:fill="1F1F1F" w:val="clear"/>
+        </w:rPr>
+        <w:t>:</w:t>
+      </w:r>
+    </w:p>
+    <w:p>
+      <w:pPr>
+        <w:pStyle w:val="Normal"/>
+        <w:spacing w:lineRule="atLeast" w:line="285" w:before="0" w:after="0"/>
+        <w:ind w:hanging="0" w:start="0" w:end="0"/>
+        <w:rPr>
+          <w:rFonts w:ascii="Droid Sans Mono;monospace;monospace" w:hAnsi="Droid Sans Mono;monospace;monospace"/>
+          <w:b w:val="false"/>
+          <w:color w:val="CCCCCC"/>
+          <w:sz w:val="21"/>
+          <w:shd w:fill="1F1F1F" w:val="clear"/>
+        </w:rPr>
+      </w:pPr>
+      <w:r>
+        <w:rPr>
+          <w:rFonts w:ascii="Droid Sans Mono;monospace;monospace" w:hAnsi="Droid Sans Mono;monospace;monospace"/>
+          <w:b w:val="false"/>
+          <w:color w:val="569CD6"/>
+          <w:sz w:val="21"/>
+          <w:shd w:fill="1F1F1F" w:val="clear"/>
+        </w:rPr>
+        <w:t>ddl-auto</w:t>
+      </w:r>
+      <w:r>
+        <w:rPr>
+          <w:rFonts w:ascii="Droid Sans Mono;monospace;monospace" w:hAnsi="Droid Sans Mono;monospace;monospace"/>
+          <w:b w:val="false"/>
+          <w:color w:val="CCCCCC"/>
+          <w:sz w:val="21"/>
+          <w:shd w:fill="1F1F1F" w:val="clear"/>
+        </w:rPr>
+        <w:t xml:space="preserve">: </w:t>
+      </w:r>
+      <w:r>
+        <w:rPr>
+          <w:rFonts w:ascii="Droid Sans Mono;monospace;monospace" w:hAnsi="Droid Sans Mono;monospace;monospace"/>
+          <w:b w:val="false"/>
+          <w:color w:val="CE9178"/>
+          <w:sz w:val="21"/>
+          <w:shd w:fill="1F1F1F" w:val="clear"/>
+        </w:rPr>
+        <w:t>update</w:t>
+      </w:r>
+    </w:p>
+    <w:p>
+      <w:pPr>
+        <w:pStyle w:val="Normal"/>
+        <w:spacing w:lineRule="atLeast" w:line="285" w:before="0" w:after="0"/>
+        <w:ind w:hanging="0" w:start="0" w:end="0"/>
+        <w:rPr>
+          <w:rFonts w:ascii="Droid Sans Mono;monospace;monospace" w:hAnsi="Droid Sans Mono;monospace;monospace"/>
+          <w:b w:val="false"/>
+          <w:color w:val="CCCCCC"/>
+          <w:sz w:val="21"/>
+          <w:shd w:fill="1F1F1F" w:val="clear"/>
+        </w:rPr>
+      </w:pPr>
+      <w:r>
+        <w:rPr>
+          <w:rFonts w:ascii="Droid Sans Mono;monospace;monospace" w:hAnsi="Droid Sans Mono;monospace;monospace"/>
+          <w:b w:val="false"/>
+          <w:color w:val="569CD6"/>
+          <w:sz w:val="21"/>
+          <w:shd w:fill="1F1F1F" w:val="clear"/>
+        </w:rPr>
+        <w:t>properties</w:t>
+      </w:r>
+      <w:r>
+        <w:rPr>
+          <w:rFonts w:ascii="Droid Sans Mono;monospace;monospace" w:hAnsi="Droid Sans Mono;monospace;monospace"/>
+          <w:b w:val="false"/>
+          <w:color w:val="CCCCCC"/>
+          <w:sz w:val="21"/>
+          <w:shd w:fill="1F1F1F" w:val="clear"/>
+        </w:rPr>
+        <w:t>:</w:t>
+      </w:r>
+    </w:p>
+    <w:p>
+      <w:pPr>
+        <w:pStyle w:val="Normal"/>
+        <w:spacing w:lineRule="atLeast" w:line="285" w:before="0" w:after="0"/>
+        <w:ind w:hanging="0" w:start="0" w:end="0"/>
+        <w:rPr>
+          <w:rFonts w:ascii="Droid Sans Mono;monospace;monospace" w:hAnsi="Droid Sans Mono;monospace;monospace"/>
+          <w:b w:val="false"/>
+          <w:color w:val="CCCCCC"/>
+          <w:sz w:val="21"/>
+          <w:shd w:fill="1F1F1F" w:val="clear"/>
+        </w:rPr>
+      </w:pPr>
+      <w:r>
+        <w:rPr>
+          <w:rFonts w:ascii="Droid Sans Mono;monospace;monospace" w:hAnsi="Droid Sans Mono;monospace;monospace"/>
+          <w:b w:val="false"/>
+          <w:color w:val="569CD6"/>
+          <w:sz w:val="21"/>
+          <w:shd w:fill="1F1F1F" w:val="clear"/>
+        </w:rPr>
+        <w:t>hibernate</w:t>
+      </w:r>
+      <w:r>
+        <w:rPr>
+          <w:rFonts w:ascii="Droid Sans Mono;monospace;monospace" w:hAnsi="Droid Sans Mono;monospace;monospace"/>
+          <w:b w:val="false"/>
+          <w:color w:val="CCCCCC"/>
+          <w:sz w:val="21"/>
+          <w:shd w:fill="1F1F1F" w:val="clear"/>
+        </w:rPr>
+        <w:t>:</w:t>
+      </w:r>
+    </w:p>
+    <w:p>
+      <w:pPr>
+        <w:pStyle w:val="Normal"/>
+        <w:spacing w:lineRule="atLeast" w:line="285" w:before="0" w:after="0"/>
+        <w:ind w:hanging="0" w:start="0" w:end="0"/>
+        <w:rPr>
+          <w:rFonts w:ascii="Droid Sans Mono;monospace;monospace" w:hAnsi="Droid Sans Mono;monospace;monospace"/>
+          <w:b w:val="false"/>
+          <w:color w:val="CCCCCC"/>
+          <w:sz w:val="21"/>
+          <w:shd w:fill="1F1F1F" w:val="clear"/>
+        </w:rPr>
+      </w:pPr>
+      <w:r>
+        <w:rPr>
+          <w:rFonts w:ascii="Droid Sans Mono;monospace;monospace" w:hAnsi="Droid Sans Mono;monospace;monospace"/>
+          <w:b w:val="false"/>
+          <w:color w:val="569CD6"/>
+          <w:sz w:val="21"/>
+          <w:shd w:fill="1F1F1F" w:val="clear"/>
+        </w:rPr>
+        <w:t>dialect</w:t>
+      </w:r>
+      <w:r>
+        <w:rPr>
+          <w:rFonts w:ascii="Droid Sans Mono;monospace;monospace" w:hAnsi="Droid Sans Mono;monospace;monospace"/>
+          <w:b w:val="false"/>
+          <w:color w:val="CCCCCC"/>
+          <w:sz w:val="21"/>
+          <w:shd w:fill="1F1F1F" w:val="clear"/>
+        </w:rPr>
+        <w:t xml:space="preserve">: </w:t>
+      </w:r>
+      <w:r>
+        <w:rPr>
+          <w:rFonts w:ascii="Droid Sans Mono;monospace;monospace" w:hAnsi="Droid Sans Mono;monospace;monospace"/>
+          <w:b w:val="false"/>
+          <w:color w:val="CE9178"/>
+          <w:sz w:val="21"/>
+          <w:shd w:fill="1F1F1F" w:val="clear"/>
+        </w:rPr>
+        <w:t>org.hibernate.dialect.MySQL8Dialect</w:t>
+      </w:r>
+    </w:p>
+    <w:p>
+      <w:pPr>
+        <w:pStyle w:val="Normal"/>
+        <w:spacing w:lineRule="atLeast" w:line="285" w:before="0" w:after="0"/>
+        <w:ind w:hanging="0" w:start="0" w:end="0"/>
+        <w:rPr>
+          <w:rFonts w:ascii="Droid Sans Mono;monospace;monospace" w:hAnsi="Droid Sans Mono;monospace;monospace"/>
+          <w:b w:val="false"/>
+          <w:color w:val="CCCCCC"/>
+          <w:sz w:val="21"/>
+          <w:shd w:fill="1F1F1F" w:val="clear"/>
+        </w:rPr>
+      </w:pPr>
+      <w:r>
+        <w:rPr>
+          <w:rFonts w:ascii="Droid Sans Mono;monospace;monospace" w:hAnsi="Droid Sans Mono;monospace;monospace"/>
+          <w:b w:val="false"/>
+          <w:color w:val="569CD6"/>
+          <w:sz w:val="21"/>
+          <w:shd w:fill="1F1F1F" w:val="clear"/>
+        </w:rPr>
+        <w:t>format_sql</w:t>
+      </w:r>
+      <w:r>
+        <w:rPr>
+          <w:rFonts w:ascii="Droid Sans Mono;monospace;monospace" w:hAnsi="Droid Sans Mono;monospace;monospace"/>
+          <w:b w:val="false"/>
+          <w:color w:val="CCCCCC"/>
+          <w:sz w:val="21"/>
+          <w:shd w:fill="1F1F1F" w:val="clear"/>
+        </w:rPr>
+        <w:t xml:space="preserve">: </w:t>
+      </w:r>
+      <w:r>
+        <w:rPr>
+          <w:rFonts w:ascii="Droid Sans Mono;monospace;monospace" w:hAnsi="Droid Sans Mono;monospace;monospace"/>
+          <w:b w:val="false"/>
+          <w:color w:val="569CD6"/>
+          <w:sz w:val="21"/>
+          <w:shd w:fill="1F1F1F" w:val="clear"/>
+        </w:rPr>
+        <w:t>true</w:t>
+      </w:r>
+    </w:p>
+    <w:p>
+      <w:pPr>
+        <w:pStyle w:val="Normal"/>
+        <w:spacing w:lineRule="atLeast" w:line="285" w:before="0" w:after="0"/>
+        <w:ind w:hanging="0" w:start="0" w:end="0"/>
+        <w:rPr>
+          <w:rFonts w:ascii="Droid Sans Mono;monospace;monospace" w:hAnsi="Droid Sans Mono;monospace;monospace"/>
+          <w:b w:val="false"/>
+          <w:color w:val="CCCCCC"/>
+          <w:sz w:val="21"/>
+          <w:shd w:fill="1F1F1F" w:val="clear"/>
+        </w:rPr>
+      </w:pPr>
+      <w:r>
+        <w:rPr>
+          <w:rFonts w:ascii="Droid Sans Mono;monospace;monospace" w:hAnsi="Droid Sans Mono;monospace;monospace"/>
+          <w:b w:val="false"/>
+          <w:color w:val="569CD6"/>
+          <w:sz w:val="21"/>
+          <w:shd w:fill="1F1F1F" w:val="clear"/>
+        </w:rPr>
+        <w:t>show-sql</w:t>
+      </w:r>
+      <w:r>
+        <w:rPr>
+          <w:rFonts w:ascii="Droid Sans Mono;monospace;monospace" w:hAnsi="Droid Sans Mono;monospace;monospace"/>
+          <w:b w:val="false"/>
+          <w:color w:val="CCCCCC"/>
+          <w:sz w:val="21"/>
+          <w:shd w:fill="1F1F1F" w:val="clear"/>
+        </w:rPr>
+        <w:t xml:space="preserve">: </w:t>
+      </w:r>
+      <w:r>
+        <w:rPr>
+          <w:rFonts w:ascii="Droid Sans Mono;monospace;monospace" w:hAnsi="Droid Sans Mono;monospace;monospace"/>
+          <w:b w:val="false"/>
+          <w:color w:val="569CD6"/>
+          <w:sz w:val="21"/>
+          <w:shd w:fill="1F1F1F" w:val="clear"/>
+        </w:rPr>
+        <w:t>true</w:t>
+      </w:r>
+    </w:p>
+    <w:p>
+      <w:pPr>
+        <w:pStyle w:val="Normal"/>
+        <w:spacing w:lineRule="atLeast" w:line="285" w:before="0" w:after="0"/>
+        <w:rPr/>
+      </w:pPr>
+      <w:r>
+        <w:rPr/>
+      </w:r>
+    </w:p>
+    <w:p>
+      <w:pPr>
+        <w:pStyle w:val="Normal"/>
+        <w:spacing w:lineRule="atLeast" w:line="285" w:before="0" w:after="0"/>
+        <w:rPr/>
+      </w:pPr>
+      <w:r>
+        <w:rPr/>
+        <w:t xml:space="preserve">Most </w:t>
+      </w:r>
+      <w:r>
+        <w:rPr/>
+        <w:t>már el tudjuk indítani a projektet és navigáljunk el a „localhost:8080” címre.</w:t>
       </w:r>
     </w:p>
     <w:sectPr>
@@ -1535,7 +3139,7 @@
         </w:r>
         <w:r>
           <w:rPr/>
-          <w:t>5</w:t>
+          <w:t>7</w:t>
         </w:r>
         <w:r>
           <w:rPr/>
@@ -1587,7 +3191,7 @@
         </w:r>
         <w:r>
           <w:rPr/>
-          <w:t>5</w:t>
+          <w:t>7</w:t>
         </w:r>
         <w:r>
           <w:rPr/>
